--- a/lessons/4-2/downloads/reveal/4.2-session-1-practice-form-a.docx
+++ b/lessons/4-2/downloads/reveal/4.2-session-1-practice-form-a.docx
@@ -88,6 +88,7 @@
       <w:pPr>
         <w:keepNext/>
         <w:spacing w:before="0" w:after="10" w:line="240" w:lineRule="auto"/>
+        <w:outlineLvl w:val="0"/>
       </w:pPr>
       <w:r>
         <w:rPr>
@@ -123,7 +124,7 @@
           <w:sz w:val="15"/>
           <w:szCs w:val="15"/>
         </w:rPr>
-        <w:t xml:space="preserve">   ·   6.RP.A.3c</w:t>
+        <w:t xml:space="preserve">   ·   6.AT.4</w:t>
       </w:r>
     </w:p>
     <w:p>
@@ -194,8 +195,8 @@
                 <w:rFonts w:ascii="Avenir Next" w:hAnsi="Avenir Next" w:cs="Avenir Next" w:eastAsia="Avenir Next"/>
                 <w:b/>
                 <w:color w:val="003A70"/>
-                <w:sz w:val="18"/>
-                <w:szCs w:val="18"/>
+                <w:sz w:val="19"/>
+                <w:szCs w:val="19"/>
               </w:rPr>
               <w:t xml:space="preserve">•</w:t>
             </w:r>
@@ -203,8 +204,8 @@
               <w:rPr>
                 <w:rFonts w:ascii="Avenir Next" w:hAnsi="Avenir Next" w:cs="Avenir Next" w:eastAsia="Avenir Next"/>
                 <w:color w:val="1A1A1A"/>
-                <w:sz w:val="18"/>
-                <w:szCs w:val="18"/>
+                <w:sz w:val="19"/>
+                <w:szCs w:val="19"/>
               </w:rPr>
               <w:tab/>
             </w:r>
@@ -212,8 +213,8 @@
               <w:rPr>
                 <w:rFonts w:ascii="Avenir Next" w:hAnsi="Avenir Next" w:cs="Avenir Next" w:eastAsia="Avenir Next"/>
                 <w:color w:val="1A1A1A"/>
-                <w:sz w:val="18"/>
-                <w:szCs w:val="18"/>
+                <w:sz w:val="19"/>
+                <w:szCs w:val="19"/>
               </w:rPr>
               <w:t xml:space="preserve">A </w:t>
             </w:r>
@@ -222,8 +223,8 @@
                 <w:rFonts w:ascii="Avenir Next" w:hAnsi="Avenir Next" w:cs="Avenir Next" w:eastAsia="Avenir Next"/>
                 <w:b/>
                 <w:color w:val="1A1A1A"/>
-                <w:sz w:val="18"/>
-                <w:szCs w:val="18"/>
+                <w:sz w:val="19"/>
+                <w:szCs w:val="19"/>
               </w:rPr>
               <w:t xml:space="preserve">percent</w:t>
             </w:r>
@@ -231,8 +232,8 @@
               <w:rPr>
                 <w:rFonts w:ascii="Avenir Next" w:hAnsi="Avenir Next" w:cs="Avenir Next" w:eastAsia="Avenir Next"/>
                 <w:color w:val="1A1A1A"/>
-                <w:sz w:val="18"/>
-                <w:szCs w:val="18"/>
+                <w:sz w:val="19"/>
+                <w:szCs w:val="19"/>
               </w:rPr>
               <w:t xml:space="preserve"> means out of 100: 45% = 45/100 = 0.45.</w:t>
             </w:r>
@@ -250,8 +251,8 @@
                 <w:rFonts w:ascii="Avenir Next" w:hAnsi="Avenir Next" w:cs="Avenir Next" w:eastAsia="Avenir Next"/>
                 <w:b/>
                 <w:color w:val="003A70"/>
-                <w:sz w:val="18"/>
-                <w:szCs w:val="18"/>
+                <w:sz w:val="19"/>
+                <w:szCs w:val="19"/>
               </w:rPr>
               <w:t xml:space="preserve">•</w:t>
             </w:r>
@@ -259,8 +260,8 @@
               <w:rPr>
                 <w:rFonts w:ascii="Avenir Next" w:hAnsi="Avenir Next" w:cs="Avenir Next" w:eastAsia="Avenir Next"/>
                 <w:color w:val="1A1A1A"/>
-                <w:sz w:val="18"/>
-                <w:szCs w:val="18"/>
+                <w:sz w:val="19"/>
+                <w:szCs w:val="19"/>
               </w:rPr>
               <w:tab/>
             </w:r>
@@ -269,8 +270,8 @@
                 <w:rFonts w:ascii="Avenir Next" w:hAnsi="Avenir Next" w:cs="Avenir Next" w:eastAsia="Avenir Next"/>
                 <w:b/>
                 <w:color w:val="1A1A1A"/>
-                <w:sz w:val="18"/>
-                <w:szCs w:val="18"/>
+                <w:sz w:val="19"/>
+                <w:szCs w:val="19"/>
               </w:rPr>
               <w:t xml:space="preserve">Fraction to percent:</w:t>
             </w:r>
@@ -278,10 +279,10 @@
               <w:rPr>
                 <w:rFonts w:ascii="Avenir Next" w:hAnsi="Avenir Next" w:cs="Avenir Next" w:eastAsia="Avenir Next"/>
                 <w:color w:val="1A1A1A"/>
-                <w:sz w:val="18"/>
-                <w:szCs w:val="18"/>
-              </w:rPr>
-              <w:t xml:space="preserve"> make the denominator 100. If it does not go into 100, simplify first: 15/60 = 1/4 = 25%.</w:t>
+                <w:sz w:val="19"/>
+                <w:szCs w:val="19"/>
+              </w:rPr>
+              <w:t xml:space="preserve"> make the denominator 100. Simplify first if needed: 15/60 = 1/4 = 25%.</w:t>
             </w:r>
           </w:p>
           <w:p>
@@ -297,8 +298,8 @@
                 <w:rFonts w:ascii="Avenir Next" w:hAnsi="Avenir Next" w:cs="Avenir Next" w:eastAsia="Avenir Next"/>
                 <w:b/>
                 <w:color w:val="003A70"/>
-                <w:sz w:val="18"/>
-                <w:szCs w:val="18"/>
+                <w:sz w:val="19"/>
+                <w:szCs w:val="19"/>
               </w:rPr>
               <w:t xml:space="preserve">•</w:t>
             </w:r>
@@ -306,8 +307,8 @@
               <w:rPr>
                 <w:rFonts w:ascii="Avenir Next" w:hAnsi="Avenir Next" w:cs="Avenir Next" w:eastAsia="Avenir Next"/>
                 <w:color w:val="1A1A1A"/>
-                <w:sz w:val="18"/>
-                <w:szCs w:val="18"/>
+                <w:sz w:val="19"/>
+                <w:szCs w:val="19"/>
               </w:rPr>
               <w:tab/>
             </w:r>
@@ -316,8 +317,8 @@
                 <w:rFonts w:ascii="Avenir Next" w:hAnsi="Avenir Next" w:cs="Avenir Next" w:eastAsia="Avenir Next"/>
                 <w:b/>
                 <w:color w:val="1A1A1A"/>
-                <w:sz w:val="18"/>
-                <w:szCs w:val="18"/>
+                <w:sz w:val="19"/>
+                <w:szCs w:val="19"/>
               </w:rPr>
               <w:t xml:space="preserve">Decimal to percent:</w:t>
             </w:r>
@@ -325,8 +326,8 @@
               <w:rPr>
                 <w:rFonts w:ascii="Avenir Next" w:hAnsi="Avenir Next" w:cs="Avenir Next" w:eastAsia="Avenir Next"/>
                 <w:color w:val="1A1A1A"/>
-                <w:sz w:val="18"/>
-                <w:szCs w:val="18"/>
+                <w:sz w:val="19"/>
+                <w:szCs w:val="19"/>
               </w:rPr>
               <w:t xml:space="preserve"> read hundredths. 0.5 = 0.50 = 50%, not 5%.</w:t>
             </w:r>
@@ -362,8 +363,8 @@
               <w:rPr>
                 <w:rFonts w:ascii="Avenir Next" w:hAnsi="Avenir Next" w:cs="Avenir Next" w:eastAsia="Avenir Next"/>
                 <w:color w:val="1A1A1A"/>
-                <w:sz w:val="17"/>
-                <w:szCs w:val="17"/>
+                <w:sz w:val="18"/>
+                <w:szCs w:val="18"/>
               </w:rPr>
               <w:t xml:space="preserve">20 students voted. 7 chose green. Write the green votes as a fraction, a decimal, and a percent.</w:t>
             </w:r>
@@ -381,8 +382,8 @@
                 <w:rFonts w:ascii="Avenir Next" w:hAnsi="Avenir Next" w:cs="Avenir Next" w:eastAsia="Avenir Next"/>
                 <w:b/>
                 <w:color w:val="003A70"/>
-                <w:sz w:val="17"/>
-                <w:szCs w:val="17"/>
+                <w:sz w:val="18"/>
+                <w:szCs w:val="18"/>
               </w:rPr>
               <w:t xml:space="preserve">Step 1</w:t>
             </w:r>
@@ -390,8 +391,8 @@
               <w:rPr>
                 <w:rFonts w:ascii="Avenir Next" w:hAnsi="Avenir Next" w:cs="Avenir Next" w:eastAsia="Avenir Next"/>
                 <w:color w:val="1A1A1A"/>
-                <w:sz w:val="17"/>
-                <w:szCs w:val="17"/>
+                <w:sz w:val="18"/>
+                <w:szCs w:val="18"/>
               </w:rPr>
               <w:tab/>
             </w:r>
@@ -399,8 +400,8 @@
               <w:rPr>
                 <w:rFonts w:ascii="Avenir Next" w:hAnsi="Avenir Next" w:cs="Avenir Next" w:eastAsia="Avenir Next"/>
                 <w:color w:val="1A1A1A"/>
-                <w:sz w:val="17"/>
-                <w:szCs w:val="17"/>
+                <w:sz w:val="18"/>
+                <w:szCs w:val="18"/>
               </w:rPr>
               <w:t xml:space="preserve">Fraction: 7/20.</w:t>
             </w:r>
@@ -418,8 +419,8 @@
                 <w:rFonts w:ascii="Avenir Next" w:hAnsi="Avenir Next" w:cs="Avenir Next" w:eastAsia="Avenir Next"/>
                 <w:b/>
                 <w:color w:val="003A70"/>
-                <w:sz w:val="17"/>
-                <w:szCs w:val="17"/>
+                <w:sz w:val="18"/>
+                <w:szCs w:val="18"/>
               </w:rPr>
               <w:t xml:space="preserve">Step 2</w:t>
             </w:r>
@@ -427,8 +428,8 @@
               <w:rPr>
                 <w:rFonts w:ascii="Avenir Next" w:hAnsi="Avenir Next" w:cs="Avenir Next" w:eastAsia="Avenir Next"/>
                 <w:color w:val="1A1A1A"/>
-                <w:sz w:val="17"/>
-                <w:szCs w:val="17"/>
+                <w:sz w:val="18"/>
+                <w:szCs w:val="18"/>
               </w:rPr>
               <w:tab/>
             </w:r>
@@ -436,8 +437,8 @@
               <w:rPr>
                 <w:rFonts w:ascii="Avenir Next" w:hAnsi="Avenir Next" w:cs="Avenir Next" w:eastAsia="Avenir Next"/>
                 <w:color w:val="1A1A1A"/>
-                <w:sz w:val="17"/>
-                <w:szCs w:val="17"/>
+                <w:sz w:val="18"/>
+                <w:szCs w:val="18"/>
               </w:rPr>
               <w:t xml:space="preserve">20 × 5 = 100, so 7/20 = 35/100.</w:t>
             </w:r>
@@ -455,8 +456,8 @@
                 <w:rFonts w:ascii="Avenir Next" w:hAnsi="Avenir Next" w:cs="Avenir Next" w:eastAsia="Avenir Next"/>
                 <w:b/>
                 <w:color w:val="003A70"/>
-                <w:sz w:val="17"/>
-                <w:szCs w:val="17"/>
+                <w:sz w:val="18"/>
+                <w:szCs w:val="18"/>
               </w:rPr>
               <w:t xml:space="preserve">Step 3</w:t>
             </w:r>
@@ -464,8 +465,8 @@
               <w:rPr>
                 <w:rFonts w:ascii="Avenir Next" w:hAnsi="Avenir Next" w:cs="Avenir Next" w:eastAsia="Avenir Next"/>
                 <w:color w:val="1A1A1A"/>
-                <w:sz w:val="17"/>
-                <w:szCs w:val="17"/>
+                <w:sz w:val="18"/>
+                <w:szCs w:val="18"/>
               </w:rPr>
               <w:tab/>
             </w:r>
@@ -473,8 +474,8 @@
               <w:rPr>
                 <w:rFonts w:ascii="Avenir Next" w:hAnsi="Avenir Next" w:cs="Avenir Next" w:eastAsia="Avenir Next"/>
                 <w:color w:val="1A1A1A"/>
-                <w:sz w:val="17"/>
-                <w:szCs w:val="17"/>
+                <w:sz w:val="18"/>
+                <w:szCs w:val="18"/>
               </w:rPr>
               <w:t xml:space="preserve">35/100 = 0.35 = 35%.</w:t>
             </w:r>
@@ -492,8 +493,8 @@
                 <w:rFonts w:ascii="Avenir Next" w:hAnsi="Avenir Next" w:cs="Avenir Next" w:eastAsia="Avenir Next"/>
                 <w:b/>
                 <w:color w:val="1A1A1A"/>
-                <w:sz w:val="17"/>
-                <w:szCs w:val="17"/>
+                <w:sz w:val="18"/>
+                <w:szCs w:val="18"/>
               </w:rPr>
               <w:t xml:space="preserve">Answer</w:t>
             </w:r>
@@ -501,8 +502,8 @@
               <w:rPr>
                 <w:rFonts w:ascii="Avenir Next" w:hAnsi="Avenir Next" w:cs="Avenir Next" w:eastAsia="Avenir Next"/>
                 <w:color w:val="1A1A1A"/>
-                <w:sz w:val="17"/>
-                <w:szCs w:val="17"/>
+                <w:sz w:val="18"/>
+                <w:szCs w:val="18"/>
               </w:rPr>
               <w:tab/>
             </w:r>
@@ -511,8 +512,8 @@
                 <w:rFonts w:ascii="Avenir Next" w:hAnsi="Avenir Next" w:cs="Avenir Next" w:eastAsia="Avenir Next"/>
                 <w:b/>
                 <w:color w:val="1A1A1A"/>
-                <w:sz w:val="17"/>
-                <w:szCs w:val="17"/>
+                <w:sz w:val="18"/>
+                <w:szCs w:val="18"/>
               </w:rPr>
               <w:t xml:space="preserve">7/20 = 0.35 = 35%</w:t>
             </w:r>
@@ -624,6 +625,7 @@
           <w:tab w:val="right" w:pos="9504"/>
         </w:tabs>
         <w:spacing w:before="90" w:after="50" w:line="240" w:lineRule="auto"/>
+        <w:outlineLvl w:val="1"/>
       </w:pPr>
       <w:r>
         <w:rPr>
@@ -708,8 +710,8 @@
                 <w:rFonts w:ascii="Avenir Next" w:hAnsi="Avenir Next" w:cs="Avenir Next" w:eastAsia="Avenir Next"/>
                 <w:b/>
                 <w:color w:val="1A1A1A"/>
-                <w:sz w:val="20"/>
-                <w:szCs w:val="20"/>
+                <w:sz w:val="21"/>
+                <w:szCs w:val="21"/>
               </w:rPr>
               <w:t xml:space="preserve">1.</w:t>
             </w:r>
@@ -717,8 +719,8 @@
               <w:rPr>
                 <w:rFonts w:ascii="Avenir Next" w:hAnsi="Avenir Next" w:cs="Avenir Next" w:eastAsia="Avenir Next"/>
                 <w:color w:val="1A1A1A"/>
-                <w:sz w:val="20"/>
-                <w:szCs w:val="20"/>
+                <w:sz w:val="21"/>
+                <w:szCs w:val="21"/>
               </w:rPr>
               <w:tab/>
             </w:r>
@@ -726,8 +728,8 @@
               <w:rPr>
                 <w:rFonts w:ascii="Avenir Next" w:hAnsi="Avenir Next" w:cs="Avenir Next" w:eastAsia="Avenir Next"/>
                 <w:color w:val="1A1A1A"/>
-                <w:sz w:val="20"/>
-                <w:szCs w:val="20"/>
+                <w:sz w:val="21"/>
+                <w:szCs w:val="21"/>
               </w:rPr>
               <w:t xml:space="preserve">Write each value as a percent.</w:t>
             </w:r>
@@ -762,7 +764,7 @@
             <w:tr>
               <w:trPr>
                 <w:cantSplit/>
-                <w:trHeight w:val="448" w:hRule="atLeast"/>
+                <w:trHeight w:val="515" w:hRule="atLeast"/>
               </w:trPr>
               <w:tc>
                 <w:tcPr>
@@ -782,8 +784,8 @@
                       <w:rFonts w:ascii="Avenir Next" w:hAnsi="Avenir Next" w:cs="Avenir Next" w:eastAsia="Avenir Next"/>
                       <w:b/>
                       <w:color w:val="003A70"/>
-                      <w:sz w:val="20"/>
-                      <w:szCs w:val="20"/>
+                      <w:sz w:val="21"/>
+                      <w:szCs w:val="21"/>
                     </w:rPr>
                     <w:t xml:space="preserve">a.</w:t>
                   </w:r>
@@ -791,8 +793,8 @@
                     <w:rPr>
                       <w:rFonts w:ascii="Avenir Next" w:hAnsi="Avenir Next" w:cs="Avenir Next" w:eastAsia="Avenir Next"/>
                       <w:color w:val="1A1A1A"/>
-                      <w:sz w:val="20"/>
-                      <w:szCs w:val="20"/>
+                      <w:sz w:val="21"/>
+                      <w:szCs w:val="21"/>
                     </w:rPr>
                     <w:tab/>
                   </w:r>
@@ -800,8 +802,8 @@
                     <w:rPr>
                       <w:rFonts w:ascii="Avenir Next" w:hAnsi="Avenir Next" w:cs="Avenir Next" w:eastAsia="Avenir Next"/>
                       <w:color w:val="1A1A1A"/>
-                      <w:sz w:val="20"/>
-                      <w:szCs w:val="20"/>
+                      <w:sz w:val="21"/>
+                      <w:szCs w:val="21"/>
                     </w:rPr>
                     <w:t xml:space="preserve">0.6 =</w:t>
                   </w:r>
@@ -809,8 +811,8 @@
                     <w:rPr>
                       <w:rFonts w:ascii="Avenir Next" w:hAnsi="Avenir Next" w:cs="Avenir Next" w:eastAsia="Avenir Next"/>
                       <w:color w:val="1A1A1A"/>
-                      <w:sz w:val="20"/>
-                      <w:szCs w:val="20"/>
+                      <w:sz w:val="21"/>
+                      <w:szCs w:val="21"/>
                     </w:rPr>
                     <w:t xml:space="preserve">  </w:t>
                   </w:r>
@@ -818,8 +820,8 @@
                     <w:rPr>
                       <w:rFonts w:ascii="Avenir Next" w:hAnsi="Avenir Next" w:cs="Avenir Next" w:eastAsia="Avenir Next"/>
                       <w:color w:val="1A1A1A"/>
-                      <w:sz w:val="20"/>
-                      <w:szCs w:val="20"/>
+                      <w:sz w:val="21"/>
+                      <w:szCs w:val="21"/>
                       <w:u w:val="single"/>
                     </w:rPr>
                     <w:t xml:space="preserve">      </w:t>
@@ -828,8 +830,8 @@
                     <w:rPr>
                       <w:rFonts w:ascii="Avenir Next" w:hAnsi="Avenir Next" w:cs="Avenir Next" w:eastAsia="Avenir Next"/>
                       <w:color w:val="1A1A1A"/>
-                      <w:sz w:val="20"/>
-                      <w:szCs w:val="20"/>
+                      <w:sz w:val="21"/>
+                      <w:szCs w:val="21"/>
                     </w:rPr>
                     <w:t xml:space="preserve"> %</w:t>
                   </w:r>
@@ -853,8 +855,8 @@
                       <w:rFonts w:ascii="Avenir Next" w:hAnsi="Avenir Next" w:cs="Avenir Next" w:eastAsia="Avenir Next"/>
                       <w:b/>
                       <w:color w:val="003A70"/>
-                      <w:sz w:val="20"/>
-                      <w:szCs w:val="20"/>
+                      <w:sz w:val="21"/>
+                      <w:szCs w:val="21"/>
                     </w:rPr>
                     <w:t xml:space="preserve">b.</w:t>
                   </w:r>
@@ -862,8 +864,8 @@
                     <w:rPr>
                       <w:rFonts w:ascii="Avenir Next" w:hAnsi="Avenir Next" w:cs="Avenir Next" w:eastAsia="Avenir Next"/>
                       <w:color w:val="1A1A1A"/>
-                      <w:sz w:val="20"/>
-                      <w:szCs w:val="20"/>
+                      <w:sz w:val="21"/>
+                      <w:szCs w:val="21"/>
                     </w:rPr>
                     <w:tab/>
                   </w:r>
@@ -871,8 +873,8 @@
                     <w:rPr>
                       <w:rFonts w:ascii="Avenir Next" w:hAnsi="Avenir Next" w:cs="Avenir Next" w:eastAsia="Avenir Next"/>
                       <w:color w:val="1A1A1A"/>
-                      <w:sz w:val="20"/>
-                      <w:szCs w:val="20"/>
+                      <w:sz w:val="21"/>
+                      <w:szCs w:val="21"/>
                     </w:rPr>
                     <w:t xml:space="preserve">9/20 =</w:t>
                   </w:r>
@@ -880,8 +882,8 @@
                     <w:rPr>
                       <w:rFonts w:ascii="Avenir Next" w:hAnsi="Avenir Next" w:cs="Avenir Next" w:eastAsia="Avenir Next"/>
                       <w:color w:val="1A1A1A"/>
-                      <w:sz w:val="20"/>
-                      <w:szCs w:val="20"/>
+                      <w:sz w:val="21"/>
+                      <w:szCs w:val="21"/>
                     </w:rPr>
                     <w:t xml:space="preserve">  </w:t>
                   </w:r>
@@ -889,8 +891,8 @@
                     <w:rPr>
                       <w:rFonts w:ascii="Avenir Next" w:hAnsi="Avenir Next" w:cs="Avenir Next" w:eastAsia="Avenir Next"/>
                       <w:color w:val="1A1A1A"/>
-                      <w:sz w:val="20"/>
-                      <w:szCs w:val="20"/>
+                      <w:sz w:val="21"/>
+                      <w:szCs w:val="21"/>
                       <w:u w:val="single"/>
                     </w:rPr>
                     <w:t xml:space="preserve">      </w:t>
@@ -899,8 +901,8 @@
                     <w:rPr>
                       <w:rFonts w:ascii="Avenir Next" w:hAnsi="Avenir Next" w:cs="Avenir Next" w:eastAsia="Avenir Next"/>
                       <w:color w:val="1A1A1A"/>
-                      <w:sz w:val="20"/>
-                      <w:szCs w:val="20"/>
+                      <w:sz w:val="21"/>
+                      <w:szCs w:val="21"/>
                     </w:rPr>
                     <w:t xml:space="preserve"> %</w:t>
                   </w:r>
@@ -924,8 +926,8 @@
                       <w:rFonts w:ascii="Avenir Next" w:hAnsi="Avenir Next" w:cs="Avenir Next" w:eastAsia="Avenir Next"/>
                       <w:b/>
                       <w:color w:val="003A70"/>
-                      <w:sz w:val="20"/>
-                      <w:szCs w:val="20"/>
+                      <w:sz w:val="21"/>
+                      <w:szCs w:val="21"/>
                     </w:rPr>
                     <w:t xml:space="preserve">c.</w:t>
                   </w:r>
@@ -933,8 +935,8 @@
                     <w:rPr>
                       <w:rFonts w:ascii="Avenir Next" w:hAnsi="Avenir Next" w:cs="Avenir Next" w:eastAsia="Avenir Next"/>
                       <w:color w:val="1A1A1A"/>
-                      <w:sz w:val="20"/>
-                      <w:szCs w:val="20"/>
+                      <w:sz w:val="21"/>
+                      <w:szCs w:val="21"/>
                     </w:rPr>
                     <w:tab/>
                   </w:r>
@@ -942,8 +944,8 @@
                     <w:rPr>
                       <w:rFonts w:ascii="Avenir Next" w:hAnsi="Avenir Next" w:cs="Avenir Next" w:eastAsia="Avenir Next"/>
                       <w:color w:val="1A1A1A"/>
-                      <w:sz w:val="20"/>
-                      <w:szCs w:val="20"/>
+                      <w:sz w:val="21"/>
+                      <w:szCs w:val="21"/>
                     </w:rPr>
                     <w:t xml:space="preserve">0.08 =</w:t>
                   </w:r>
@@ -951,8 +953,8 @@
                     <w:rPr>
                       <w:rFonts w:ascii="Avenir Next" w:hAnsi="Avenir Next" w:cs="Avenir Next" w:eastAsia="Avenir Next"/>
                       <w:color w:val="1A1A1A"/>
-                      <w:sz w:val="20"/>
-                      <w:szCs w:val="20"/>
+                      <w:sz w:val="21"/>
+                      <w:szCs w:val="21"/>
                     </w:rPr>
                     <w:t xml:space="preserve">  </w:t>
                   </w:r>
@@ -960,8 +962,8 @@
                     <w:rPr>
                       <w:rFonts w:ascii="Avenir Next" w:hAnsi="Avenir Next" w:cs="Avenir Next" w:eastAsia="Avenir Next"/>
                       <w:color w:val="1A1A1A"/>
-                      <w:sz w:val="20"/>
-                      <w:szCs w:val="20"/>
+                      <w:sz w:val="21"/>
+                      <w:szCs w:val="21"/>
                       <w:u w:val="single"/>
                     </w:rPr>
                     <w:t xml:space="preserve">      </w:t>
@@ -970,8 +972,8 @@
                     <w:rPr>
                       <w:rFonts w:ascii="Avenir Next" w:hAnsi="Avenir Next" w:cs="Avenir Next" w:eastAsia="Avenir Next"/>
                       <w:color w:val="1A1A1A"/>
-                      <w:sz w:val="20"/>
-                      <w:szCs w:val="20"/>
+                      <w:sz w:val="21"/>
+                      <w:szCs w:val="21"/>
                     </w:rPr>
                     <w:t xml:space="preserve"> %</w:t>
                   </w:r>
@@ -981,7 +983,7 @@
             <w:tr>
               <w:trPr>
                 <w:cantSplit/>
-                <w:trHeight w:val="448" w:hRule="atLeast"/>
+                <w:trHeight w:val="515" w:hRule="atLeast"/>
               </w:trPr>
               <w:tc>
                 <w:tcPr>
@@ -1001,8 +1003,8 @@
                       <w:rFonts w:ascii="Avenir Next" w:hAnsi="Avenir Next" w:cs="Avenir Next" w:eastAsia="Avenir Next"/>
                       <w:b/>
                       <w:color w:val="003A70"/>
-                      <w:sz w:val="20"/>
-                      <w:szCs w:val="20"/>
+                      <w:sz w:val="21"/>
+                      <w:szCs w:val="21"/>
                     </w:rPr>
                     <w:t xml:space="preserve">d.</w:t>
                   </w:r>
@@ -1010,8 +1012,8 @@
                     <w:rPr>
                       <w:rFonts w:ascii="Avenir Next" w:hAnsi="Avenir Next" w:cs="Avenir Next" w:eastAsia="Avenir Next"/>
                       <w:color w:val="1A1A1A"/>
-                      <w:sz w:val="20"/>
-                      <w:szCs w:val="20"/>
+                      <w:sz w:val="21"/>
+                      <w:szCs w:val="21"/>
                     </w:rPr>
                     <w:tab/>
                   </w:r>
@@ -1019,8 +1021,8 @@
                     <w:rPr>
                       <w:rFonts w:ascii="Avenir Next" w:hAnsi="Avenir Next" w:cs="Avenir Next" w:eastAsia="Avenir Next"/>
                       <w:color w:val="1A1A1A"/>
-                      <w:sz w:val="20"/>
-                      <w:szCs w:val="20"/>
+                      <w:sz w:val="21"/>
+                      <w:szCs w:val="21"/>
                     </w:rPr>
                     <w:t xml:space="preserve">3/25 =</w:t>
                   </w:r>
@@ -1028,8 +1030,8 @@
                     <w:rPr>
                       <w:rFonts w:ascii="Avenir Next" w:hAnsi="Avenir Next" w:cs="Avenir Next" w:eastAsia="Avenir Next"/>
                       <w:color w:val="1A1A1A"/>
-                      <w:sz w:val="20"/>
-                      <w:szCs w:val="20"/>
+                      <w:sz w:val="21"/>
+                      <w:szCs w:val="21"/>
                     </w:rPr>
                     <w:t xml:space="preserve">  </w:t>
                   </w:r>
@@ -1037,8 +1039,8 @@
                     <w:rPr>
                       <w:rFonts w:ascii="Avenir Next" w:hAnsi="Avenir Next" w:cs="Avenir Next" w:eastAsia="Avenir Next"/>
                       <w:color w:val="1A1A1A"/>
-                      <w:sz w:val="20"/>
-                      <w:szCs w:val="20"/>
+                      <w:sz w:val="21"/>
+                      <w:szCs w:val="21"/>
                       <w:u w:val="single"/>
                     </w:rPr>
                     <w:t xml:space="preserve">      </w:t>
@@ -1047,8 +1049,8 @@
                     <w:rPr>
                       <w:rFonts w:ascii="Avenir Next" w:hAnsi="Avenir Next" w:cs="Avenir Next" w:eastAsia="Avenir Next"/>
                       <w:color w:val="1A1A1A"/>
-                      <w:sz w:val="20"/>
-                      <w:szCs w:val="20"/>
+                      <w:sz w:val="21"/>
+                      <w:szCs w:val="21"/>
                     </w:rPr>
                     <w:t xml:space="preserve"> %</w:t>
                   </w:r>
@@ -1072,8 +1074,8 @@
                       <w:rFonts w:ascii="Avenir Next" w:hAnsi="Avenir Next" w:cs="Avenir Next" w:eastAsia="Avenir Next"/>
                       <w:b/>
                       <w:color w:val="003A70"/>
-                      <w:sz w:val="20"/>
-                      <w:szCs w:val="20"/>
+                      <w:sz w:val="21"/>
+                      <w:szCs w:val="21"/>
                     </w:rPr>
                     <w:t xml:space="preserve">e.</w:t>
                   </w:r>
@@ -1081,8 +1083,8 @@
                     <w:rPr>
                       <w:rFonts w:ascii="Avenir Next" w:hAnsi="Avenir Next" w:cs="Avenir Next" w:eastAsia="Avenir Next"/>
                       <w:color w:val="1A1A1A"/>
-                      <w:sz w:val="20"/>
-                      <w:szCs w:val="20"/>
+                      <w:sz w:val="21"/>
+                      <w:szCs w:val="21"/>
                     </w:rPr>
                     <w:tab/>
                   </w:r>
@@ -1090,8 +1092,8 @@
                     <w:rPr>
                       <w:rFonts w:ascii="Avenir Next" w:hAnsi="Avenir Next" w:cs="Avenir Next" w:eastAsia="Avenir Next"/>
                       <w:color w:val="1A1A1A"/>
-                      <w:sz w:val="20"/>
-                      <w:szCs w:val="20"/>
+                      <w:sz w:val="21"/>
+                      <w:szCs w:val="21"/>
                     </w:rPr>
                     <w:t xml:space="preserve">0.72 =</w:t>
                   </w:r>
@@ -1099,8 +1101,8 @@
                     <w:rPr>
                       <w:rFonts w:ascii="Avenir Next" w:hAnsi="Avenir Next" w:cs="Avenir Next" w:eastAsia="Avenir Next"/>
                       <w:color w:val="1A1A1A"/>
-                      <w:sz w:val="20"/>
-                      <w:szCs w:val="20"/>
+                      <w:sz w:val="21"/>
+                      <w:szCs w:val="21"/>
                     </w:rPr>
                     <w:t xml:space="preserve">  </w:t>
                   </w:r>
@@ -1108,8 +1110,8 @@
                     <w:rPr>
                       <w:rFonts w:ascii="Avenir Next" w:hAnsi="Avenir Next" w:cs="Avenir Next" w:eastAsia="Avenir Next"/>
                       <w:color w:val="1A1A1A"/>
-                      <w:sz w:val="20"/>
-                      <w:szCs w:val="20"/>
+                      <w:sz w:val="21"/>
+                      <w:szCs w:val="21"/>
                       <w:u w:val="single"/>
                     </w:rPr>
                     <w:t xml:space="preserve">      </w:t>
@@ -1118,8 +1120,8 @@
                     <w:rPr>
                       <w:rFonts w:ascii="Avenir Next" w:hAnsi="Avenir Next" w:cs="Avenir Next" w:eastAsia="Avenir Next"/>
                       <w:color w:val="1A1A1A"/>
-                      <w:sz w:val="20"/>
-                      <w:szCs w:val="20"/>
+                      <w:sz w:val="21"/>
+                      <w:szCs w:val="21"/>
                     </w:rPr>
                     <w:t xml:space="preserve"> %</w:t>
                   </w:r>
@@ -1143,8 +1145,8 @@
                       <w:rFonts w:ascii="Avenir Next" w:hAnsi="Avenir Next" w:cs="Avenir Next" w:eastAsia="Avenir Next"/>
                       <w:b/>
                       <w:color w:val="003A70"/>
-                      <w:sz w:val="20"/>
-                      <w:szCs w:val="20"/>
+                      <w:sz w:val="21"/>
+                      <w:szCs w:val="21"/>
                     </w:rPr>
                     <w:t xml:space="preserve">f.</w:t>
                   </w:r>
@@ -1152,8 +1154,8 @@
                     <w:rPr>
                       <w:rFonts w:ascii="Avenir Next" w:hAnsi="Avenir Next" w:cs="Avenir Next" w:eastAsia="Avenir Next"/>
                       <w:color w:val="1A1A1A"/>
-                      <w:sz w:val="20"/>
-                      <w:szCs w:val="20"/>
+                      <w:sz w:val="21"/>
+                      <w:szCs w:val="21"/>
                     </w:rPr>
                     <w:tab/>
                   </w:r>
@@ -1161,8 +1163,8 @@
                     <w:rPr>
                       <w:rFonts w:ascii="Avenir Next" w:hAnsi="Avenir Next" w:cs="Avenir Next" w:eastAsia="Avenir Next"/>
                       <w:color w:val="1A1A1A"/>
-                      <w:sz w:val="20"/>
-                      <w:szCs w:val="20"/>
+                      <w:sz w:val="21"/>
+                      <w:szCs w:val="21"/>
                     </w:rPr>
                     <w:t xml:space="preserve">1/4 =</w:t>
                   </w:r>
@@ -1170,8 +1172,8 @@
                     <w:rPr>
                       <w:rFonts w:ascii="Avenir Next" w:hAnsi="Avenir Next" w:cs="Avenir Next" w:eastAsia="Avenir Next"/>
                       <w:color w:val="1A1A1A"/>
-                      <w:sz w:val="20"/>
-                      <w:szCs w:val="20"/>
+                      <w:sz w:val="21"/>
+                      <w:szCs w:val="21"/>
                     </w:rPr>
                     <w:t xml:space="preserve">  </w:t>
                   </w:r>
@@ -1179,8 +1181,8 @@
                     <w:rPr>
                       <w:rFonts w:ascii="Avenir Next" w:hAnsi="Avenir Next" w:cs="Avenir Next" w:eastAsia="Avenir Next"/>
                       <w:color w:val="1A1A1A"/>
-                      <w:sz w:val="20"/>
-                      <w:szCs w:val="20"/>
+                      <w:sz w:val="21"/>
+                      <w:szCs w:val="21"/>
                       <w:u w:val="single"/>
                     </w:rPr>
                     <w:t xml:space="preserve">      </w:t>
@@ -1189,8 +1191,8 @@
                     <w:rPr>
                       <w:rFonts w:ascii="Avenir Next" w:hAnsi="Avenir Next" w:cs="Avenir Next" w:eastAsia="Avenir Next"/>
                       <w:color w:val="1A1A1A"/>
-                      <w:sz w:val="20"/>
-                      <w:szCs w:val="20"/>
+                      <w:sz w:val="21"/>
+                      <w:szCs w:val="21"/>
                     </w:rPr>
                     <w:t xml:space="preserve"> %</w:t>
                   </w:r>
@@ -1263,8 +1265,8 @@
                 <w:rFonts w:ascii="Avenir Next" w:hAnsi="Avenir Next" w:cs="Avenir Next" w:eastAsia="Avenir Next"/>
                 <w:b/>
                 <w:color w:val="1A1A1A"/>
-                <w:sz w:val="20"/>
-                <w:szCs w:val="20"/>
+                <w:sz w:val="21"/>
+                <w:szCs w:val="21"/>
               </w:rPr>
               <w:t xml:space="preserve">2.</w:t>
             </w:r>
@@ -1272,8 +1274,8 @@
               <w:rPr>
                 <w:rFonts w:ascii="Avenir Next" w:hAnsi="Avenir Next" w:cs="Avenir Next" w:eastAsia="Avenir Next"/>
                 <w:color w:val="1A1A1A"/>
-                <w:sz w:val="20"/>
-                <w:szCs w:val="20"/>
+                <w:sz w:val="21"/>
+                <w:szCs w:val="21"/>
               </w:rPr>
               <w:tab/>
             </w:r>
@@ -1282,8 +1284,8 @@
                 <w:rFonts w:ascii="Avenir Next" w:hAnsi="Avenir Next" w:cs="Avenir Next" w:eastAsia="Avenir Next"/>
                 <w:b/>
                 <w:color w:val="1A1A1A"/>
-                <w:sz w:val="20"/>
-                <w:szCs w:val="20"/>
+                <w:sz w:val="21"/>
+                <w:szCs w:val="21"/>
               </w:rPr>
               <w:t xml:space="preserve">Class Pet Vote.  </w:t>
             </w:r>
@@ -1291,10 +1293,10 @@
               <w:rPr>
                 <w:rFonts w:ascii="Avenir Next" w:hAnsi="Avenir Next" w:cs="Avenir Next" w:eastAsia="Avenir Next"/>
                 <w:color w:val="1A1A1A"/>
-                <w:sz w:val="20"/>
-                <w:szCs w:val="20"/>
-              </w:rPr>
-              <w:t xml:space="preserve">A class of 50 students voted for a class pet. 16 chose a hamster, 24 chose a fish, and the rest chose a turtle. Complete the table.</w:t>
+                <w:sz w:val="21"/>
+                <w:szCs w:val="21"/>
+              </w:rPr>
+              <w:t xml:space="preserve">A class of 50 students voted for a class pet. 16 chose a hamster, 24 chose a fish, and the rest chose a turtle. Finish the bar, then complete the table.</w:t>
             </w:r>
           </w:p>
           <w:p>
@@ -1308,8 +1310,8 @@
                 <w:rFonts w:ascii="Avenir Next" w:hAnsi="Avenir Next" w:cs="Avenir Next" w:eastAsia="Avenir Next"/>
                 <w:b/>
                 <w:color w:val="003A70"/>
-                <w:sz w:val="17"/>
-                <w:szCs w:val="17"/>
+                <w:sz w:val="18"/>
+                <w:szCs w:val="18"/>
               </w:rPr>
               <w:t xml:space="preserve">Hint  </w:t>
             </w:r>
@@ -1318,10 +1320,50 @@
                 <w:rFonts w:ascii="Avenir Next" w:hAnsi="Avenir Next" w:cs="Avenir Next" w:eastAsia="Avenir Next"/>
                 <w:i/>
                 <w:color w:val="5A5F66"/>
-                <w:sz w:val="17"/>
-                <w:szCs w:val="17"/>
+                <w:sz w:val="18"/>
+                <w:szCs w:val="18"/>
               </w:rPr>
               <w:t xml:space="preserve">Find the turtle votes first: 50 − 16 − 24.</w:t>
+            </w:r>
+          </w:p>
+          <w:p>
+            <w:pPr>
+              <w:keepNext/>
+              <w:spacing w:before="40" w:after="60" w:line="264" w:lineRule="auto"/>
+              <w:jc w:val="center"/>
+            </w:pPr>
+            <w:r>
+              <w:drawing>
+                <wp:inline distT="0" distB="0" distL="0" distR="0">
+                  <wp:extent cx="3840480" cy="868680"/>
+                  <wp:docPr id="1" name="Figure 1"/>
+                  <a:graphic xmlns:a="http://schemas.openxmlformats.org/drawingml/2006/main">
+                    <a:graphicData uri="http://schemas.openxmlformats.org/drawingml/2006/picture">
+                      <pic:pic xmlns:pic="http://schemas.openxmlformats.org/drawingml/2006/picture">
+                        <pic:nvPicPr>
+                          <pic:cNvPr id="1" name="image1.png"/>
+                          <pic:cNvPicPr/>
+                        </pic:nvPicPr>
+                        <pic:blipFill>
+                          <a:blip r:embed="rIdImg1"/>
+                          <a:stretch>
+                            <a:fillRect/>
+                          </a:stretch>
+                        </pic:blipFill>
+                        <pic:spPr>
+                          <a:xfrm>
+                            <a:off x="0" y="0"/>
+                            <a:ext cx="3840480" cy="868680"/>
+                          </a:xfrm>
+                          <a:prstGeom prst="rect">
+                            <a:avLst/>
+                          </a:prstGeom>
+                        </pic:spPr>
+                      </pic:pic>
+                    </a:graphicData>
+                  </a:graphic>
+                </wp:inline>
+              </w:drawing>
             </w:r>
           </w:p>
           <w:tbl>
@@ -1780,8 +1822,8 @@
                 <w:rFonts w:ascii="Avenir Next" w:hAnsi="Avenir Next" w:cs="Avenir Next" w:eastAsia="Avenir Next"/>
                 <w:b/>
                 <w:color w:val="1A1A1A"/>
-                <w:sz w:val="20"/>
-                <w:szCs w:val="20"/>
+                <w:sz w:val="21"/>
+                <w:szCs w:val="21"/>
               </w:rPr>
               <w:t xml:space="preserve">3.</w:t>
             </w:r>
@@ -1789,8 +1831,8 @@
               <w:rPr>
                 <w:rFonts w:ascii="Avenir Next" w:hAnsi="Avenir Next" w:cs="Avenir Next" w:eastAsia="Avenir Next"/>
                 <w:color w:val="1A1A1A"/>
-                <w:sz w:val="20"/>
-                <w:szCs w:val="20"/>
+                <w:sz w:val="21"/>
+                <w:szCs w:val="21"/>
               </w:rPr>
               <w:tab/>
             </w:r>
@@ -1799,8 +1841,8 @@
                 <w:rFonts w:ascii="Avenir Next" w:hAnsi="Avenir Next" w:cs="Avenir Next" w:eastAsia="Avenir Next"/>
                 <w:b/>
                 <w:color w:val="1A1A1A"/>
-                <w:sz w:val="20"/>
-                <w:szCs w:val="20"/>
+                <w:sz w:val="21"/>
+                <w:szCs w:val="21"/>
               </w:rPr>
               <w:t xml:space="preserve">Free Throws.  </w:t>
             </w:r>
@@ -1808,8 +1850,8 @@
               <w:rPr>
                 <w:rFonts w:ascii="Avenir Next" w:hAnsi="Avenir Next" w:cs="Avenir Next" w:eastAsia="Avenir Next"/>
                 <w:color w:val="1A1A1A"/>
-                <w:sz w:val="20"/>
-                <w:szCs w:val="20"/>
+                <w:sz w:val="21"/>
+                <w:szCs w:val="21"/>
               </w:rPr>
               <w:t xml:space="preserve">Jordan made 12 of his 16 free throws.</w:t>
             </w:r>
@@ -1825,8 +1867,8 @@
                 <w:rFonts w:ascii="Avenir Next" w:hAnsi="Avenir Next" w:cs="Avenir Next" w:eastAsia="Avenir Next"/>
                 <w:b/>
                 <w:color w:val="003A70"/>
-                <w:sz w:val="17"/>
-                <w:szCs w:val="17"/>
+                <w:sz w:val="18"/>
+                <w:szCs w:val="18"/>
               </w:rPr>
               <w:t xml:space="preserve">Hint  </w:t>
             </w:r>
@@ -1835,8 +1877,8 @@
                 <w:rFonts w:ascii="Avenir Next" w:hAnsi="Avenir Next" w:cs="Avenir Next" w:eastAsia="Avenir Next"/>
                 <w:i/>
                 <w:color w:val="5A5F66"/>
-                <w:sz w:val="17"/>
-                <w:szCs w:val="17"/>
+                <w:sz w:val="18"/>
+                <w:szCs w:val="18"/>
               </w:rPr>
               <w:t xml:space="preserve">Divide 12 and 16 by 4 first.</w:t>
             </w:r>
@@ -1855,8 +1897,8 @@
                 <w:rFonts w:ascii="Avenir Next" w:hAnsi="Avenir Next" w:cs="Avenir Next" w:eastAsia="Avenir Next"/>
                 <w:b/>
                 <w:color w:val="003A70"/>
-                <w:sz w:val="20"/>
-                <w:szCs w:val="20"/>
+                <w:sz w:val="21"/>
+                <w:szCs w:val="21"/>
               </w:rPr>
               <w:t xml:space="preserve">a.</w:t>
             </w:r>
@@ -1864,8 +1906,8 @@
               <w:rPr>
                 <w:rFonts w:ascii="Avenir Next" w:hAnsi="Avenir Next" w:cs="Avenir Next" w:eastAsia="Avenir Next"/>
                 <w:color w:val="1A1A1A"/>
-                <w:sz w:val="20"/>
-                <w:szCs w:val="20"/>
+                <w:sz w:val="21"/>
+                <w:szCs w:val="21"/>
               </w:rPr>
               <w:tab/>
             </w:r>
@@ -1873,8 +1915,8 @@
               <w:rPr>
                 <w:rFonts w:ascii="Avenir Next" w:hAnsi="Avenir Next" w:cs="Avenir Next" w:eastAsia="Avenir Next"/>
                 <w:color w:val="1A1A1A"/>
-                <w:sz w:val="20"/>
-                <w:szCs w:val="20"/>
+                <w:sz w:val="21"/>
+                <w:szCs w:val="21"/>
               </w:rPr>
               <w:t xml:space="preserve">Fraction in simplest form</w:t>
             </w:r>
@@ -1882,8 +1924,8 @@
               <w:rPr>
                 <w:rFonts w:ascii="Avenir Next" w:hAnsi="Avenir Next" w:cs="Avenir Next" w:eastAsia="Avenir Next"/>
                 <w:color w:val="1A1A1A"/>
-                <w:sz w:val="20"/>
-                <w:szCs w:val="20"/>
+                <w:sz w:val="21"/>
+                <w:szCs w:val="21"/>
               </w:rPr>
               <w:t xml:space="preserve">  </w:t>
             </w:r>
@@ -1891,8 +1933,8 @@
               <w:rPr>
                 <w:rFonts w:ascii="Avenir Next" w:hAnsi="Avenir Next" w:cs="Avenir Next" w:eastAsia="Avenir Next"/>
                 <w:color w:val="1A1A1A"/>
-                <w:sz w:val="20"/>
-                <w:szCs w:val="20"/>
+                <w:sz w:val="21"/>
+                <w:szCs w:val="21"/>
                 <w:u w:val="single"/>
               </w:rPr>
               <w:t xml:space="preserve">                      </w:t>
@@ -1912,8 +1954,8 @@
                 <w:rFonts w:ascii="Avenir Next" w:hAnsi="Avenir Next" w:cs="Avenir Next" w:eastAsia="Avenir Next"/>
                 <w:b/>
                 <w:color w:val="003A70"/>
-                <w:sz w:val="20"/>
-                <w:szCs w:val="20"/>
+                <w:sz w:val="21"/>
+                <w:szCs w:val="21"/>
               </w:rPr>
               <w:t xml:space="preserve">b.</w:t>
             </w:r>
@@ -1921,8 +1963,8 @@
               <w:rPr>
                 <w:rFonts w:ascii="Avenir Next" w:hAnsi="Avenir Next" w:cs="Avenir Next" w:eastAsia="Avenir Next"/>
                 <w:color w:val="1A1A1A"/>
-                <w:sz w:val="20"/>
-                <w:szCs w:val="20"/>
+                <w:sz w:val="21"/>
+                <w:szCs w:val="21"/>
               </w:rPr>
               <w:tab/>
             </w:r>
@@ -1930,8 +1972,8 @@
               <w:rPr>
                 <w:rFonts w:ascii="Avenir Next" w:hAnsi="Avenir Next" w:cs="Avenir Next" w:eastAsia="Avenir Next"/>
                 <w:color w:val="1A1A1A"/>
-                <w:sz w:val="20"/>
-                <w:szCs w:val="20"/>
+                <w:sz w:val="21"/>
+                <w:szCs w:val="21"/>
               </w:rPr>
               <w:t xml:space="preserve">Percent</w:t>
             </w:r>
@@ -1939,8 +1981,8 @@
               <w:rPr>
                 <w:rFonts w:ascii="Avenir Next" w:hAnsi="Avenir Next" w:cs="Avenir Next" w:eastAsia="Avenir Next"/>
                 <w:color w:val="1A1A1A"/>
-                <w:sz w:val="20"/>
-                <w:szCs w:val="20"/>
+                <w:sz w:val="21"/>
+                <w:szCs w:val="21"/>
               </w:rPr>
               <w:t xml:space="preserve">  </w:t>
             </w:r>
@@ -1948,8 +1990,8 @@
               <w:rPr>
                 <w:rFonts w:ascii="Avenir Next" w:hAnsi="Avenir Next" w:cs="Avenir Next" w:eastAsia="Avenir Next"/>
                 <w:color w:val="1A1A1A"/>
-                <w:sz w:val="20"/>
-                <w:szCs w:val="20"/>
+                <w:sz w:val="21"/>
+                <w:szCs w:val="21"/>
                 <w:u w:val="single"/>
               </w:rPr>
               <w:t xml:space="preserve">                </w:t>
@@ -1958,8 +2000,8 @@
               <w:rPr>
                 <w:rFonts w:ascii="Avenir Next" w:hAnsi="Avenir Next" w:cs="Avenir Next" w:eastAsia="Avenir Next"/>
                 <w:color w:val="1A1A1A"/>
-                <w:sz w:val="20"/>
-                <w:szCs w:val="20"/>
+                <w:sz w:val="21"/>
+                <w:szCs w:val="21"/>
               </w:rPr>
               <w:t xml:space="preserve"> %</w:t>
             </w:r>
@@ -1984,8 +2026,8 @@
                 <w:rFonts w:ascii="Avenir Next" w:hAnsi="Avenir Next" w:cs="Avenir Next" w:eastAsia="Avenir Next"/>
                 <w:b/>
                 <w:color w:val="1A1A1A"/>
-                <w:sz w:val="20"/>
-                <w:szCs w:val="20"/>
+                <w:sz w:val="21"/>
+                <w:szCs w:val="21"/>
               </w:rPr>
               <w:t xml:space="preserve">4.</w:t>
             </w:r>
@@ -1993,8 +2035,8 @@
               <w:rPr>
                 <w:rFonts w:ascii="Avenir Next" w:hAnsi="Avenir Next" w:cs="Avenir Next" w:eastAsia="Avenir Next"/>
                 <w:color w:val="1A1A1A"/>
-                <w:sz w:val="20"/>
-                <w:szCs w:val="20"/>
+                <w:sz w:val="21"/>
+                <w:szCs w:val="21"/>
               </w:rPr>
               <w:tab/>
             </w:r>
@@ -2003,8 +2045,8 @@
                 <w:rFonts w:ascii="Avenir Next" w:hAnsi="Avenir Next" w:cs="Avenir Next" w:eastAsia="Avenir Next"/>
                 <w:b/>
                 <w:color w:val="1A1A1A"/>
-                <w:sz w:val="20"/>
-                <w:szCs w:val="20"/>
+                <w:sz w:val="21"/>
+                <w:szCs w:val="21"/>
               </w:rPr>
               <w:t xml:space="preserve">Phone Battery.  </w:t>
             </w:r>
@@ -2012,8 +2054,8 @@
               <w:rPr>
                 <w:rFonts w:ascii="Avenir Next" w:hAnsi="Avenir Next" w:cs="Avenir Next" w:eastAsia="Avenir Next"/>
                 <w:color w:val="1A1A1A"/>
-                <w:sz w:val="20"/>
-                <w:szCs w:val="20"/>
+                <w:sz w:val="21"/>
+                <w:szCs w:val="21"/>
               </w:rPr>
               <w:t xml:space="preserve">Kayla’s phone shows 0.6 of a full charge.</w:t>
             </w:r>
@@ -2032,8 +2074,8 @@
                 <w:rFonts w:ascii="Avenir Next" w:hAnsi="Avenir Next" w:cs="Avenir Next" w:eastAsia="Avenir Next"/>
                 <w:b/>
                 <w:color w:val="003A70"/>
-                <w:sz w:val="20"/>
-                <w:szCs w:val="20"/>
+                <w:sz w:val="21"/>
+                <w:szCs w:val="21"/>
               </w:rPr>
               <w:t xml:space="preserve">a.</w:t>
             </w:r>
@@ -2041,8 +2083,8 @@
               <w:rPr>
                 <w:rFonts w:ascii="Avenir Next" w:hAnsi="Avenir Next" w:cs="Avenir Next" w:eastAsia="Avenir Next"/>
                 <w:color w:val="1A1A1A"/>
-                <w:sz w:val="20"/>
-                <w:szCs w:val="20"/>
+                <w:sz w:val="21"/>
+                <w:szCs w:val="21"/>
               </w:rPr>
               <w:tab/>
             </w:r>
@@ -2050,8 +2092,8 @@
               <w:rPr>
                 <w:rFonts w:ascii="Avenir Next" w:hAnsi="Avenir Next" w:cs="Avenir Next" w:eastAsia="Avenir Next"/>
                 <w:color w:val="1A1A1A"/>
-                <w:sz w:val="20"/>
-                <w:szCs w:val="20"/>
+                <w:sz w:val="21"/>
+                <w:szCs w:val="21"/>
               </w:rPr>
               <w:t xml:space="preserve">Charge as a percent</w:t>
             </w:r>
@@ -2059,8 +2101,8 @@
               <w:rPr>
                 <w:rFonts w:ascii="Avenir Next" w:hAnsi="Avenir Next" w:cs="Avenir Next" w:eastAsia="Avenir Next"/>
                 <w:color w:val="1A1A1A"/>
-                <w:sz w:val="20"/>
-                <w:szCs w:val="20"/>
+                <w:sz w:val="21"/>
+                <w:szCs w:val="21"/>
               </w:rPr>
               <w:t xml:space="preserve">  </w:t>
             </w:r>
@@ -2068,8 +2110,8 @@
               <w:rPr>
                 <w:rFonts w:ascii="Avenir Next" w:hAnsi="Avenir Next" w:cs="Avenir Next" w:eastAsia="Avenir Next"/>
                 <w:color w:val="1A1A1A"/>
-                <w:sz w:val="20"/>
-                <w:szCs w:val="20"/>
+                <w:sz w:val="21"/>
+                <w:szCs w:val="21"/>
                 <w:u w:val="single"/>
               </w:rPr>
               <w:t xml:space="preserve">                </w:t>
@@ -2078,8 +2120,8 @@
               <w:rPr>
                 <w:rFonts w:ascii="Avenir Next" w:hAnsi="Avenir Next" w:cs="Avenir Next" w:eastAsia="Avenir Next"/>
                 <w:color w:val="1A1A1A"/>
-                <w:sz w:val="20"/>
-                <w:szCs w:val="20"/>
+                <w:sz w:val="21"/>
+                <w:szCs w:val="21"/>
               </w:rPr>
               <w:t xml:space="preserve"> %</w:t>
             </w:r>
@@ -2098,8 +2140,8 @@
                 <w:rFonts w:ascii="Avenir Next" w:hAnsi="Avenir Next" w:cs="Avenir Next" w:eastAsia="Avenir Next"/>
                 <w:b/>
                 <w:color w:val="003A70"/>
-                <w:sz w:val="20"/>
-                <w:szCs w:val="20"/>
+                <w:sz w:val="21"/>
+                <w:szCs w:val="21"/>
               </w:rPr>
               <w:t xml:space="preserve">b.</w:t>
             </w:r>
@@ -2107,8 +2149,8 @@
               <w:rPr>
                 <w:rFonts w:ascii="Avenir Next" w:hAnsi="Avenir Next" w:cs="Avenir Next" w:eastAsia="Avenir Next"/>
                 <w:color w:val="1A1A1A"/>
-                <w:sz w:val="20"/>
-                <w:szCs w:val="20"/>
+                <w:sz w:val="21"/>
+                <w:szCs w:val="21"/>
               </w:rPr>
               <w:tab/>
             </w:r>
@@ -2116,8 +2158,8 @@
               <w:rPr>
                 <w:rFonts w:ascii="Avenir Next" w:hAnsi="Avenir Next" w:cs="Avenir Next" w:eastAsia="Avenir Next"/>
                 <w:color w:val="1A1A1A"/>
-                <w:sz w:val="20"/>
-                <w:szCs w:val="20"/>
+                <w:sz w:val="21"/>
+                <w:szCs w:val="21"/>
               </w:rPr>
               <w:t xml:space="preserve">Percent used up</w:t>
             </w:r>
@@ -2125,8 +2167,8 @@
               <w:rPr>
                 <w:rFonts w:ascii="Avenir Next" w:hAnsi="Avenir Next" w:cs="Avenir Next" w:eastAsia="Avenir Next"/>
                 <w:color w:val="1A1A1A"/>
-                <w:sz w:val="20"/>
-                <w:szCs w:val="20"/>
+                <w:sz w:val="21"/>
+                <w:szCs w:val="21"/>
               </w:rPr>
               <w:t xml:space="preserve">  </w:t>
             </w:r>
@@ -2134,8 +2176,8 @@
               <w:rPr>
                 <w:rFonts w:ascii="Avenir Next" w:hAnsi="Avenir Next" w:cs="Avenir Next" w:eastAsia="Avenir Next"/>
                 <w:color w:val="1A1A1A"/>
-                <w:sz w:val="20"/>
-                <w:szCs w:val="20"/>
+                <w:sz w:val="21"/>
+                <w:szCs w:val="21"/>
                 <w:u w:val="single"/>
               </w:rPr>
               <w:t xml:space="preserve">                </w:t>
@@ -2144,8 +2186,8 @@
               <w:rPr>
                 <w:rFonts w:ascii="Avenir Next" w:hAnsi="Avenir Next" w:cs="Avenir Next" w:eastAsia="Avenir Next"/>
                 <w:color w:val="1A1A1A"/>
-                <w:sz w:val="20"/>
-                <w:szCs w:val="20"/>
+                <w:sz w:val="21"/>
+                <w:szCs w:val="21"/>
               </w:rPr>
               <w:t xml:space="preserve"> %</w:t>
             </w:r>
@@ -2210,8 +2252,8 @@
                 <w:rFonts w:ascii="Avenir Next" w:hAnsi="Avenir Next" w:cs="Avenir Next" w:eastAsia="Avenir Next"/>
                 <w:b/>
                 <w:color w:val="1A1A1A"/>
-                <w:sz w:val="20"/>
-                <w:szCs w:val="20"/>
+                <w:sz w:val="21"/>
+                <w:szCs w:val="21"/>
               </w:rPr>
               <w:t xml:space="preserve">5.</w:t>
             </w:r>
@@ -2219,8 +2261,8 @@
               <w:rPr>
                 <w:rFonts w:ascii="Avenir Next" w:hAnsi="Avenir Next" w:cs="Avenir Next" w:eastAsia="Avenir Next"/>
                 <w:color w:val="1A1A1A"/>
-                <w:sz w:val="20"/>
-                <w:szCs w:val="20"/>
+                <w:sz w:val="21"/>
+                <w:szCs w:val="21"/>
               </w:rPr>
               <w:tab/>
             </w:r>
@@ -2229,19 +2271,19 @@
                 <w:rFonts w:ascii="Avenir Next" w:hAnsi="Avenir Next" w:cs="Avenir Next" w:eastAsia="Avenir Next"/>
                 <w:b/>
                 <w:color w:val="1A1A1A"/>
-                <w:sz w:val="20"/>
-                <w:szCs w:val="20"/>
-              </w:rPr>
-              <w:t xml:space="preserve">Homework Check.  </w:t>
-            </w:r>
-            <w:r>
-              <w:rPr>
-                <w:rFonts w:ascii="Avenir Next" w:hAnsi="Avenir Next" w:cs="Avenir Next" w:eastAsia="Avenir Next"/>
-                <w:color w:val="1A1A1A"/>
-                <w:sz w:val="20"/>
-                <w:szCs w:val="20"/>
-              </w:rPr>
-              <w:t xml:space="preserve">Dex finished 26 of the 40 problems in a review packet. Write the part he finished as a fraction in simplest form, a decimal, and a percent.</w:t>
+                <w:sz w:val="21"/>
+                <w:szCs w:val="21"/>
+              </w:rPr>
+              <w:t xml:space="preserve">Jacket Sale.  </w:t>
+            </w:r>
+            <w:r>
+              <w:rPr>
+                <w:rFonts w:ascii="Avenir Next" w:hAnsi="Avenir Next" w:cs="Avenir Next" w:eastAsia="Avenir Next"/>
+                <w:color w:val="1A1A1A"/>
+                <w:sz w:val="21"/>
+                <w:szCs w:val="21"/>
+              </w:rPr>
+              <w:t xml:space="preserve">A $40 jacket is on sale with a $26 discount (money taken off the price). Write the discount as a part of the price: a fraction in simplest form, a decimal, and a percent.</w:t>
             </w:r>
           </w:p>
           <w:p>
@@ -2255,8 +2297,8 @@
                 <w:rFonts w:ascii="Avenir Next" w:hAnsi="Avenir Next" w:cs="Avenir Next" w:eastAsia="Avenir Next"/>
                 <w:b/>
                 <w:color w:val="003A70"/>
-                <w:sz w:val="17"/>
-                <w:szCs w:val="17"/>
+                <w:sz w:val="18"/>
+                <w:szCs w:val="18"/>
               </w:rPr>
               <w:t xml:space="preserve">Hint  </w:t>
             </w:r>
@@ -2265,8 +2307,8 @@
                 <w:rFonts w:ascii="Avenir Next" w:hAnsi="Avenir Next" w:cs="Avenir Next" w:eastAsia="Avenir Next"/>
                 <w:i/>
                 <w:color w:val="5A5F66"/>
-                <w:sz w:val="17"/>
-                <w:szCs w:val="17"/>
+                <w:sz w:val="18"/>
+                <w:szCs w:val="18"/>
               </w:rPr>
               <w:t xml:space="preserve">Simplify to 13/20, then multiply top and bottom by 5.</w:t>
             </w:r>
@@ -2304,7 +2346,7 @@
             <w:tr>
               <w:trPr>
                 <w:cantSplit/>
-                <w:trHeight w:val="656" w:hRule="atLeast"/>
+                <w:trHeight w:val="920" w:hRule="atLeast"/>
               </w:trPr>
               <w:tc>
                 <w:tcPr>
@@ -2417,8 +2459,8 @@
                 <w:rFonts w:ascii="Avenir Next" w:hAnsi="Avenir Next" w:cs="Avenir Next" w:eastAsia="Avenir Next"/>
                 <w:b/>
                 <w:color w:val="1A1A1A"/>
-                <w:sz w:val="20"/>
-                <w:szCs w:val="20"/>
+                <w:sz w:val="21"/>
+                <w:szCs w:val="21"/>
               </w:rPr>
               <w:t xml:space="preserve">6.</w:t>
             </w:r>
@@ -2426,8 +2468,8 @@
               <w:rPr>
                 <w:rFonts w:ascii="Avenir Next" w:hAnsi="Avenir Next" w:cs="Avenir Next" w:eastAsia="Avenir Next"/>
                 <w:color w:val="1A1A1A"/>
-                <w:sz w:val="20"/>
-                <w:szCs w:val="20"/>
+                <w:sz w:val="21"/>
+                <w:szCs w:val="21"/>
               </w:rPr>
               <w:tab/>
             </w:r>
@@ -2436,8 +2478,8 @@
                 <w:rFonts w:ascii="Avenir Next" w:hAnsi="Avenir Next" w:cs="Avenir Next" w:eastAsia="Avenir Next"/>
                 <w:b/>
                 <w:color w:val="1A1A1A"/>
-                <w:sz w:val="20"/>
-                <w:szCs w:val="20"/>
+                <w:sz w:val="21"/>
+                <w:szCs w:val="21"/>
               </w:rPr>
               <w:t xml:space="preserve">Bracelet Beads.  </w:t>
             </w:r>
@@ -2445,10 +2487,10 @@
               <w:rPr>
                 <w:rFonts w:ascii="Avenir Next" w:hAnsi="Avenir Next" w:cs="Avenir Next" w:eastAsia="Avenir Next"/>
                 <w:color w:val="1A1A1A"/>
-                <w:sz w:val="20"/>
-                <w:szCs w:val="20"/>
-              </w:rPr>
-              <w:t xml:space="preserve">A bracelet has 8 red beads and 12 blue beads. What percent of the beads are red? Write that percent as a decimal too.</w:t>
+                <w:sz w:val="21"/>
+                <w:szCs w:val="21"/>
+              </w:rPr>
+              <w:t xml:space="preserve">A bracelet has 8 red beads and 12 blue beads.</w:t>
             </w:r>
           </w:p>
           <w:p>
@@ -2462,8 +2504,8 @@
                 <w:rFonts w:ascii="Avenir Next" w:hAnsi="Avenir Next" w:cs="Avenir Next" w:eastAsia="Avenir Next"/>
                 <w:b/>
                 <w:color w:val="003A70"/>
-                <w:sz w:val="17"/>
-                <w:szCs w:val="17"/>
+                <w:sz w:val="18"/>
+                <w:szCs w:val="18"/>
               </w:rPr>
               <w:t xml:space="preserve">Hint  </w:t>
             </w:r>
@@ -2472,96 +2514,133 @@
                 <w:rFonts w:ascii="Avenir Next" w:hAnsi="Avenir Next" w:cs="Avenir Next" w:eastAsia="Avenir Next"/>
                 <w:i/>
                 <w:color w:val="5A5F66"/>
-                <w:sz w:val="17"/>
-                <w:szCs w:val="17"/>
-              </w:rPr>
-              <w:t xml:space="preserve">Find the total number of beads first.</w:t>
-            </w:r>
-          </w:p>
-          <w:p>
-            <w:pPr>
-              <w:spacing w:before="0" w:after="0" w:line="60" w:lineRule="auto"/>
-            </w:pPr>
-          </w:p>
-          <w:tbl>
-            <w:tblPr>
-              <w:tblInd w:w="432" w:type="dxa"/>
-              <w:tblW w:w="9072" w:type="dxa"/>
-              <w:jc w:val="left"/>
-              <w:tblBorders>
-                <w:top w:val="single" w:sz="4" w:space="0" w:color="8A9099"/>
-                <w:left w:val="single" w:sz="4" w:space="0" w:color="8A9099"/>
-                <w:bottom w:val="single" w:sz="4" w:space="0" w:color="8A9099"/>
-                <w:right w:val="single" w:sz="4" w:space="0" w:color="8A9099"/>
-                <w:insideH w:val="nil"/>
-                <w:insideV w:val="nil"/>
-              </w:tblBorders>
-              <w:tblLayout w:type="fixed"/>
-              <w:tblCellMar>
-                <w:top w:w="50" w:type="dxa"/>
-                <w:left w:w="100" w:type="dxa"/>
-                <w:bottom w:w="50" w:type="dxa"/>
-                <w:right w:w="100" w:type="dxa"/>
-              </w:tblCellMar>
-              <w:tblLook w:val="0000" w:firstRow="0" w:lastRow="0" w:firstColumn="0" w:lastColumn="0" w:noHBand="1" w:noVBand="1"/>
-            </w:tblPr>
-            <w:tblGrid>
-              <w:gridCol w:w="9072"/>
-            </w:tblGrid>
-            <w:tr>
-              <w:trPr>
-                <w:cantSplit/>
-                <w:trHeight w:val="656" w:hRule="atLeast"/>
-              </w:trPr>
-              <w:tc>
-                <w:tcPr>
-                  <w:tcW w:w="9072" w:type="dxa"/>
-                  <w:vAlign w:val="top"/>
-                </w:tcPr>
-                <w:p>
-                  <w:pPr>
-                    <w:spacing w:before="0" w:after="0" w:line="240" w:lineRule="auto"/>
-                  </w:pPr>
-                  <w:r>
-                    <w:rPr>
-                      <w:rFonts w:ascii="Avenir Next" w:hAnsi="Avenir Next" w:cs="Avenir Next" w:eastAsia="Avenir Next"/>
-                      <w:i/>
-                      <w:color w:val="8A9099"/>
-                      <w:sz w:val="14"/>
-                      <w:szCs w:val="14"/>
-                    </w:rPr>
-                    <w:t xml:space="preserve">Show your work.</w:t>
-                  </w:r>
-                </w:p>
-              </w:tc>
-            </w:tr>
-          </w:tbl>
-          <w:p>
-            <w:pPr>
-              <w:tabs>
-                <w:tab w:val="right" w:leader="underscore" w:pos="9504"/>
-              </w:tabs>
-              <w:spacing w:before="90" w:after="40" w:line="264" w:lineRule="auto"/>
-              <w:ind w:left="432"/>
-            </w:pPr>
-            <w:r>
-              <w:rPr>
-                <w:rFonts w:ascii="Avenir Next" w:hAnsi="Avenir Next" w:cs="Avenir Next" w:eastAsia="Avenir Next"/>
-                <w:b/>
-                <w:color w:val="1A1A1A"/>
                 <w:sz w:val="18"/>
                 <w:szCs w:val="18"/>
               </w:rPr>
-              <w:t xml:space="preserve">Percent, decimal</w:t>
-            </w:r>
-            <w:r>
-              <w:rPr>
-                <w:rFonts w:ascii="Avenir Next" w:hAnsi="Avenir Next" w:cs="Avenir Next" w:eastAsia="Avenir Next"/>
-                <w:color w:val="1A1A1A"/>
-                <w:sz w:val="18"/>
-                <w:szCs w:val="18"/>
+              <w:t xml:space="preserve">Find the total number of beads first.</w:t>
+            </w:r>
+          </w:p>
+          <w:p>
+            <w:pPr>
+              <w:keepNext/>
+              <w:tabs>
+                <w:tab w:val="left" w:pos="772"/>
+              </w:tabs>
+              <w:spacing w:before="0" w:after="60" w:line="276" w:lineRule="auto"/>
+              <w:ind w:left="772" w:hanging="340"/>
+            </w:pPr>
+            <w:r>
+              <w:rPr>
+                <w:rFonts w:ascii="Avenir Next" w:hAnsi="Avenir Next" w:cs="Avenir Next" w:eastAsia="Avenir Next"/>
+                <w:b/>
+                <w:color w:val="003A70"/>
+                <w:sz w:val="21"/>
+                <w:szCs w:val="21"/>
+              </w:rPr>
+              <w:t xml:space="preserve">a.</w:t>
+            </w:r>
+            <w:r>
+              <w:rPr>
+                <w:rFonts w:ascii="Avenir Next" w:hAnsi="Avenir Next" w:cs="Avenir Next" w:eastAsia="Avenir Next"/>
+                <w:color w:val="1A1A1A"/>
+                <w:sz w:val="21"/>
+                <w:szCs w:val="21"/>
               </w:rPr>
               <w:tab/>
+            </w:r>
+            <w:r>
+              <w:rPr>
+                <w:rFonts w:ascii="Avenir Next" w:hAnsi="Avenir Next" w:cs="Avenir Next" w:eastAsia="Avenir Next"/>
+                <w:color w:val="1A1A1A"/>
+                <w:sz w:val="21"/>
+                <w:szCs w:val="21"/>
+              </w:rPr>
+              <w:t xml:space="preserve">Percent of the beads that are red</w:t>
+            </w:r>
+            <w:r>
+              <w:rPr>
+                <w:rFonts w:ascii="Avenir Next" w:hAnsi="Avenir Next" w:cs="Avenir Next" w:eastAsia="Avenir Next"/>
+                <w:color w:val="1A1A1A"/>
+                <w:sz w:val="21"/>
+                <w:szCs w:val="21"/>
+              </w:rPr>
+              <w:t xml:space="preserve">  </w:t>
+            </w:r>
+            <w:r>
+              <w:rPr>
+                <w:rFonts w:ascii="Avenir Next" w:hAnsi="Avenir Next" w:cs="Avenir Next" w:eastAsia="Avenir Next"/>
+                <w:color w:val="1A1A1A"/>
+                <w:sz w:val="21"/>
+                <w:szCs w:val="21"/>
+                <w:u w:val="single"/>
+              </w:rPr>
+              <w:t xml:space="preserve">                </w:t>
+            </w:r>
+            <w:r>
+              <w:rPr>
+                <w:rFonts w:ascii="Avenir Next" w:hAnsi="Avenir Next" w:cs="Avenir Next" w:eastAsia="Avenir Next"/>
+                <w:color w:val="1A1A1A"/>
+                <w:sz w:val="21"/>
+                <w:szCs w:val="21"/>
+              </w:rPr>
+              <w:t xml:space="preserve"> %</w:t>
+            </w:r>
+          </w:p>
+          <w:p>
+            <w:pPr>
+              <w:keepNext/>
+              <w:tabs>
+                <w:tab w:val="left" w:pos="772"/>
+              </w:tabs>
+              <w:spacing w:before="0" w:after="60" w:line="276" w:lineRule="auto"/>
+              <w:ind w:left="772" w:hanging="340"/>
+            </w:pPr>
+            <w:r>
+              <w:rPr>
+                <w:rFonts w:ascii="Avenir Next" w:hAnsi="Avenir Next" w:cs="Avenir Next" w:eastAsia="Avenir Next"/>
+                <w:b/>
+                <w:color w:val="003A70"/>
+                <w:sz w:val="21"/>
+                <w:szCs w:val="21"/>
+              </w:rPr>
+              <w:t xml:space="preserve">b.</w:t>
+            </w:r>
+            <w:r>
+              <w:rPr>
+                <w:rFonts w:ascii="Avenir Next" w:hAnsi="Avenir Next" w:cs="Avenir Next" w:eastAsia="Avenir Next"/>
+                <w:color w:val="1A1A1A"/>
+                <w:sz w:val="21"/>
+                <w:szCs w:val="21"/>
+              </w:rPr>
+              <w:tab/>
+            </w:r>
+            <w:r>
+              <w:rPr>
+                <w:rFonts w:ascii="Avenir Next" w:hAnsi="Avenir Next" w:cs="Avenir Next" w:eastAsia="Avenir Next"/>
+                <w:color w:val="1A1A1A"/>
+                <w:sz w:val="21"/>
+                <w:szCs w:val="21"/>
+              </w:rPr>
+              <w:t xml:space="preserve">That percent as a decimal (use this one in the code)</w:t>
+            </w:r>
+            <w:r>
+              <w:rPr>
+                <w:rFonts w:ascii="Avenir Next" w:hAnsi="Avenir Next" w:cs="Avenir Next" w:eastAsia="Avenir Next"/>
+                <w:color w:val="1A1A1A"/>
+                <w:sz w:val="21"/>
+                <w:szCs w:val="21"/>
+              </w:rPr>
+              <w:t xml:space="preserve">  </w:t>
+            </w:r>
+            <w:r>
+              <w:rPr>
+                <w:rFonts w:ascii="Avenir Next" w:hAnsi="Avenir Next" w:cs="Avenir Next" w:eastAsia="Avenir Next"/>
+                <w:color w:val="1A1A1A"/>
+                <w:sz w:val="21"/>
+                <w:szCs w:val="21"/>
+                <w:u w:val="single"/>
+              </w:rPr>
+              <w:t xml:space="preserve">                      </w:t>
             </w:r>
           </w:p>
         </w:tc>
@@ -2632,8 +2711,8 @@
               <w:tblLook w:val="0000" w:firstRow="0" w:lastRow="0" w:firstColumn="0" w:lastColumn="0" w:noHBand="1" w:noVBand="1"/>
             </w:tblPr>
             <w:tblGrid>
-              <w:gridCol w:w="6280"/>
-              <w:gridCol w:w="3224"/>
+              <w:gridCol w:w="7504"/>
+              <w:gridCol w:w="2000"/>
             </w:tblGrid>
             <w:tr>
               <w:trPr>
@@ -2641,7 +2720,7 @@
               </w:trPr>
               <w:tc>
                 <w:tcPr>
-                  <w:tcW w:w="6280" w:type="dxa"/>
+                  <w:tcW w:w="7504" w:type="dxa"/>
                   <w:vAlign w:val="top"/>
                 </w:tcPr>
                 <w:p>
@@ -2658,8 +2737,8 @@
                       <w:rFonts w:ascii="Avenir Next" w:hAnsi="Avenir Next" w:cs="Avenir Next" w:eastAsia="Avenir Next"/>
                       <w:b/>
                       <w:color w:val="1A1A1A"/>
-                      <w:sz w:val="20"/>
-                      <w:szCs w:val="20"/>
+                      <w:sz w:val="21"/>
+                      <w:szCs w:val="21"/>
                     </w:rPr>
                     <w:t xml:space="preserve">7.</w:t>
                   </w:r>
@@ -2667,8 +2746,8 @@
                     <w:rPr>
                       <w:rFonts w:ascii="Avenir Next" w:hAnsi="Avenir Next" w:cs="Avenir Next" w:eastAsia="Avenir Next"/>
                       <w:color w:val="1A1A1A"/>
-                      <w:sz w:val="20"/>
-                      <w:szCs w:val="20"/>
+                      <w:sz w:val="21"/>
+                      <w:szCs w:val="21"/>
                     </w:rPr>
                     <w:tab/>
                   </w:r>
@@ -2677,8 +2756,8 @@
                       <w:rFonts w:ascii="Avenir Next" w:hAnsi="Avenir Next" w:cs="Avenir Next" w:eastAsia="Avenir Next"/>
                       <w:b/>
                       <w:color w:val="1A1A1A"/>
-                      <w:sz w:val="20"/>
-                      <w:szCs w:val="20"/>
+                      <w:sz w:val="21"/>
+                      <w:szCs w:val="21"/>
                     </w:rPr>
                     <w:t xml:space="preserve">Step Counter.  </w:t>
                   </w:r>
@@ -2686,10 +2765,10 @@
                     <w:rPr>
                       <w:rFonts w:ascii="Avenir Next" w:hAnsi="Avenir Next" w:cs="Avenir Next" w:eastAsia="Avenir Next"/>
                       <w:color w:val="1A1A1A"/>
-                      <w:sz w:val="20"/>
-                      <w:szCs w:val="20"/>
-                    </w:rPr>
-                    <w:t xml:space="preserve">The grid shows how much of his daily step goal Naji has reached.</w:t>
+                      <w:sz w:val="21"/>
+                      <w:szCs w:val="21"/>
+                    </w:rPr>
+                    <w:t xml:space="preserve">The grid shows how much of his step goal Naji reached.</w:t>
                   </w:r>
                 </w:p>
                 <w:p>
@@ -2706,8 +2785,8 @@
                       <w:rFonts w:ascii="Avenir Next" w:hAnsi="Avenir Next" w:cs="Avenir Next" w:eastAsia="Avenir Next"/>
                       <w:b/>
                       <w:color w:val="003A70"/>
-                      <w:sz w:val="20"/>
-                      <w:szCs w:val="20"/>
+                      <w:sz w:val="21"/>
+                      <w:szCs w:val="21"/>
                     </w:rPr>
                     <w:t xml:space="preserve">a.</w:t>
                   </w:r>
@@ -2715,8 +2794,8 @@
                     <w:rPr>
                       <w:rFonts w:ascii="Avenir Next" w:hAnsi="Avenir Next" w:cs="Avenir Next" w:eastAsia="Avenir Next"/>
                       <w:color w:val="1A1A1A"/>
-                      <w:sz w:val="20"/>
-                      <w:szCs w:val="20"/>
+                      <w:sz w:val="21"/>
+                      <w:szCs w:val="21"/>
                     </w:rPr>
                     <w:tab/>
                   </w:r>
@@ -2724,8 +2803,8 @@
                     <w:rPr>
                       <w:rFonts w:ascii="Avenir Next" w:hAnsi="Avenir Next" w:cs="Avenir Next" w:eastAsia="Avenir Next"/>
                       <w:color w:val="1A1A1A"/>
-                      <w:sz w:val="20"/>
-                      <w:szCs w:val="20"/>
+                      <w:sz w:val="21"/>
+                      <w:szCs w:val="21"/>
                     </w:rPr>
                     <w:t xml:space="preserve">Percent</w:t>
                   </w:r>
@@ -2733,8 +2812,8 @@
                     <w:rPr>
                       <w:rFonts w:ascii="Avenir Next" w:hAnsi="Avenir Next" w:cs="Avenir Next" w:eastAsia="Avenir Next"/>
                       <w:color w:val="1A1A1A"/>
-                      <w:sz w:val="20"/>
-                      <w:szCs w:val="20"/>
+                      <w:sz w:val="21"/>
+                      <w:szCs w:val="21"/>
                     </w:rPr>
                     <w:t xml:space="preserve">  </w:t>
                   </w:r>
@@ -2742,8 +2821,8 @@
                     <w:rPr>
                       <w:rFonts w:ascii="Avenir Next" w:hAnsi="Avenir Next" w:cs="Avenir Next" w:eastAsia="Avenir Next"/>
                       <w:color w:val="1A1A1A"/>
-                      <w:sz w:val="20"/>
-                      <w:szCs w:val="20"/>
+                      <w:sz w:val="21"/>
+                      <w:szCs w:val="21"/>
                       <w:u w:val="single"/>
                     </w:rPr>
                     <w:t xml:space="preserve">                </w:t>
@@ -2752,8 +2831,8 @@
                     <w:rPr>
                       <w:rFonts w:ascii="Avenir Next" w:hAnsi="Avenir Next" w:cs="Avenir Next" w:eastAsia="Avenir Next"/>
                       <w:color w:val="1A1A1A"/>
-                      <w:sz w:val="20"/>
-                      <w:szCs w:val="20"/>
+                      <w:sz w:val="21"/>
+                      <w:szCs w:val="21"/>
                     </w:rPr>
                     <w:t xml:space="preserve"> %</w:t>
                   </w:r>
@@ -2772,8 +2851,8 @@
                       <w:rFonts w:ascii="Avenir Next" w:hAnsi="Avenir Next" w:cs="Avenir Next" w:eastAsia="Avenir Next"/>
                       <w:b/>
                       <w:color w:val="003A70"/>
-                      <w:sz w:val="20"/>
-                      <w:szCs w:val="20"/>
+                      <w:sz w:val="21"/>
+                      <w:szCs w:val="21"/>
                     </w:rPr>
                     <w:t xml:space="preserve">b.</w:t>
                   </w:r>
@@ -2781,8 +2860,8 @@
                     <w:rPr>
                       <w:rFonts w:ascii="Avenir Next" w:hAnsi="Avenir Next" w:cs="Avenir Next" w:eastAsia="Avenir Next"/>
                       <w:color w:val="1A1A1A"/>
-                      <w:sz w:val="20"/>
-                      <w:szCs w:val="20"/>
+                      <w:sz w:val="21"/>
+                      <w:szCs w:val="21"/>
                     </w:rPr>
                     <w:tab/>
                   </w:r>
@@ -2790,8 +2869,8 @@
                     <w:rPr>
                       <w:rFonts w:ascii="Avenir Next" w:hAnsi="Avenir Next" w:cs="Avenir Next" w:eastAsia="Avenir Next"/>
                       <w:color w:val="1A1A1A"/>
-                      <w:sz w:val="20"/>
-                      <w:szCs w:val="20"/>
+                      <w:sz w:val="21"/>
+                      <w:szCs w:val="21"/>
                     </w:rPr>
                     <w:t xml:space="preserve">Decimal</w:t>
                   </w:r>
@@ -2799,8 +2878,8 @@
                     <w:rPr>
                       <w:rFonts w:ascii="Avenir Next" w:hAnsi="Avenir Next" w:cs="Avenir Next" w:eastAsia="Avenir Next"/>
                       <w:color w:val="1A1A1A"/>
-                      <w:sz w:val="20"/>
-                      <w:szCs w:val="20"/>
+                      <w:sz w:val="21"/>
+                      <w:szCs w:val="21"/>
                     </w:rPr>
                     <w:t xml:space="preserve">  </w:t>
                   </w:r>
@@ -2808,8 +2887,8 @@
                     <w:rPr>
                       <w:rFonts w:ascii="Avenir Next" w:hAnsi="Avenir Next" w:cs="Avenir Next" w:eastAsia="Avenir Next"/>
                       <w:color w:val="1A1A1A"/>
-                      <w:sz w:val="20"/>
-                      <w:szCs w:val="20"/>
+                      <w:sz w:val="21"/>
+                      <w:szCs w:val="21"/>
                       <w:u w:val="single"/>
                     </w:rPr>
                     <w:t xml:space="preserve">                      </w:t>
@@ -2829,8 +2908,8 @@
                       <w:rFonts w:ascii="Avenir Next" w:hAnsi="Avenir Next" w:cs="Avenir Next" w:eastAsia="Avenir Next"/>
                       <w:b/>
                       <w:color w:val="003A70"/>
-                      <w:sz w:val="20"/>
-                      <w:szCs w:val="20"/>
+                      <w:sz w:val="21"/>
+                      <w:szCs w:val="21"/>
                     </w:rPr>
                     <w:t xml:space="preserve">c.</w:t>
                   </w:r>
@@ -2838,8 +2917,8 @@
                     <w:rPr>
                       <w:rFonts w:ascii="Avenir Next" w:hAnsi="Avenir Next" w:cs="Avenir Next" w:eastAsia="Avenir Next"/>
                       <w:color w:val="1A1A1A"/>
-                      <w:sz w:val="20"/>
-                      <w:szCs w:val="20"/>
+                      <w:sz w:val="21"/>
+                      <w:szCs w:val="21"/>
                     </w:rPr>
                     <w:tab/>
                   </w:r>
@@ -2847,8 +2926,8 @@
                     <w:rPr>
                       <w:rFonts w:ascii="Avenir Next" w:hAnsi="Avenir Next" w:cs="Avenir Next" w:eastAsia="Avenir Next"/>
                       <w:color w:val="1A1A1A"/>
-                      <w:sz w:val="20"/>
-                      <w:szCs w:val="20"/>
+                      <w:sz w:val="21"/>
+                      <w:szCs w:val="21"/>
                     </w:rPr>
                     <w:t xml:space="preserve">Fraction in simplest form</w:t>
                   </w:r>
@@ -2856,8 +2935,8 @@
                     <w:rPr>
                       <w:rFonts w:ascii="Avenir Next" w:hAnsi="Avenir Next" w:cs="Avenir Next" w:eastAsia="Avenir Next"/>
                       <w:color w:val="1A1A1A"/>
-                      <w:sz w:val="20"/>
-                      <w:szCs w:val="20"/>
+                      <w:sz w:val="21"/>
+                      <w:szCs w:val="21"/>
                     </w:rPr>
                     <w:t xml:space="preserve">  </w:t>
                   </w:r>
@@ -2865,8 +2944,8 @@
                     <w:rPr>
                       <w:rFonts w:ascii="Avenir Next" w:hAnsi="Avenir Next" w:cs="Avenir Next" w:eastAsia="Avenir Next"/>
                       <w:color w:val="1A1A1A"/>
-                      <w:sz w:val="20"/>
-                      <w:szCs w:val="20"/>
+                      <w:sz w:val="21"/>
+                      <w:szCs w:val="21"/>
                       <w:u w:val="single"/>
                     </w:rPr>
                     <w:t xml:space="preserve">                      </w:t>
@@ -2875,7 +2954,7 @@
               </w:tc>
               <w:tc>
                 <w:tcPr>
-                  <w:tcW w:w="3224" w:type="dxa"/>
+                  <w:tcW w:w="2000" w:type="dxa"/>
                   <w:vAlign w:val="top"/>
                 </w:tcPr>
                 <w:p>
@@ -2886,17 +2965,17 @@
                   <w:r>
                     <w:drawing>
                       <wp:inline distT="0" distB="0" distL="0" distR="0">
-                        <wp:extent cx="1371600" cy="1371600"/>
-                        <wp:docPr id="1" name="Figure 1"/>
+                        <wp:extent cx="1143000" cy="1143000"/>
+                        <wp:docPr id="2" name="Figure 2"/>
                         <a:graphic xmlns:a="http://schemas.openxmlformats.org/drawingml/2006/main">
                           <a:graphicData uri="http://schemas.openxmlformats.org/drawingml/2006/picture">
                             <pic:pic xmlns:pic="http://schemas.openxmlformats.org/drawingml/2006/picture">
                               <pic:nvPicPr>
-                                <pic:cNvPr id="1" name="image1.png"/>
+                                <pic:cNvPr id="2" name="image2.png"/>
                                 <pic:cNvPicPr/>
                               </pic:nvPicPr>
                               <pic:blipFill>
-                                <a:blip r:embed="rIdImg1"/>
+                                <a:blip r:embed="rIdImg2"/>
                                 <a:stretch>
                                   <a:fillRect/>
                                 </a:stretch>
@@ -2904,7 +2983,7 @@
                               <pic:spPr>
                                 <a:xfrm>
                                   <a:off x="0" y="0"/>
-                                  <a:ext cx="1371600" cy="1371600"/>
+                                  <a:ext cx="1143000" cy="1143000"/>
                                 </a:xfrm>
                                 <a:prstGeom prst="rect">
                                   <a:avLst/>
@@ -2985,8 +3064,8 @@
                 <w:rFonts w:ascii="Avenir Next" w:hAnsi="Avenir Next" w:cs="Avenir Next" w:eastAsia="Avenir Next"/>
                 <w:b/>
                 <w:color w:val="1A1A1A"/>
-                <w:sz w:val="20"/>
-                <w:szCs w:val="20"/>
+                <w:sz w:val="21"/>
+                <w:szCs w:val="21"/>
               </w:rPr>
               <w:t xml:space="preserve">8.</w:t>
             </w:r>
@@ -2994,8 +3073,8 @@
               <w:rPr>
                 <w:rFonts w:ascii="Avenir Next" w:hAnsi="Avenir Next" w:cs="Avenir Next" w:eastAsia="Avenir Next"/>
                 <w:color w:val="1A1A1A"/>
-                <w:sz w:val="20"/>
-                <w:szCs w:val="20"/>
+                <w:sz w:val="21"/>
+                <w:szCs w:val="21"/>
               </w:rPr>
               <w:tab/>
             </w:r>
@@ -3004,8 +3083,8 @@
                 <w:rFonts w:ascii="Avenir Next" w:hAnsi="Avenir Next" w:cs="Avenir Next" w:eastAsia="Avenir Next"/>
                 <w:b/>
                 <w:color w:val="1A1A1A"/>
-                <w:sz w:val="20"/>
-                <w:szCs w:val="20"/>
+                <w:sz w:val="21"/>
+                <w:szCs w:val="21"/>
               </w:rPr>
               <w:t xml:space="preserve">Three Surveys.  </w:t>
             </w:r>
@@ -3013,37 +3092,10 @@
               <w:rPr>
                 <w:rFonts w:ascii="Avenir Next" w:hAnsi="Avenir Next" w:cs="Avenir Next" w:eastAsia="Avenir Next"/>
                 <w:color w:val="1A1A1A"/>
-                <w:sz w:val="20"/>
-                <w:szCs w:val="20"/>
-              </w:rPr>
-              <w:t xml:space="preserve">Survey A: 0.45 of students ride the bus. Survey B: 11/25 ride. Survey C: 46% ride.</w:t>
-            </w:r>
-          </w:p>
-          <w:p>
-            <w:pPr>
-              <w:keepNext/>
-              <w:spacing w:before="0" w:after="40" w:line="252" w:lineRule="auto"/>
-              <w:ind w:left="432"/>
-            </w:pPr>
-            <w:r>
-              <w:rPr>
-                <w:rFonts w:ascii="Avenir Next" w:hAnsi="Avenir Next" w:cs="Avenir Next" w:eastAsia="Avenir Next"/>
-                <w:b/>
-                <w:color w:val="003A70"/>
-                <w:sz w:val="17"/>
-                <w:szCs w:val="17"/>
-              </w:rPr>
-              <w:t xml:space="preserve">Hint  </w:t>
-            </w:r>
-            <w:r>
-              <w:rPr>
-                <w:rFonts w:ascii="Avenir Next" w:hAnsi="Avenir Next" w:cs="Avenir Next" w:eastAsia="Avenir Next"/>
-                <w:i/>
-                <w:color w:val="5A5F66"/>
-                <w:sz w:val="17"/>
-                <w:szCs w:val="17"/>
-              </w:rPr>
-              <w:t xml:space="preserve">11/25 = 44/100.</w:t>
+                <w:sz w:val="21"/>
+                <w:szCs w:val="21"/>
+              </w:rPr>
+              <w:t xml:space="preserve">Survey A: 0.45 of students ride the bus. B: 11/25 ride. C: 46% ride.</w:t>
             </w:r>
           </w:p>
           <w:p>
@@ -3060,8 +3112,8 @@
                 <w:rFonts w:ascii="Avenir Next" w:hAnsi="Avenir Next" w:cs="Avenir Next" w:eastAsia="Avenir Next"/>
                 <w:b/>
                 <w:color w:val="003A70"/>
-                <w:sz w:val="20"/>
-                <w:szCs w:val="20"/>
+                <w:sz w:val="21"/>
+                <w:szCs w:val="21"/>
               </w:rPr>
               <w:t xml:space="preserve">a.</w:t>
             </w:r>
@@ -3069,8 +3121,8 @@
               <w:rPr>
                 <w:rFonts w:ascii="Avenir Next" w:hAnsi="Avenir Next" w:cs="Avenir Next" w:eastAsia="Avenir Next"/>
                 <w:color w:val="1A1A1A"/>
-                <w:sz w:val="20"/>
-                <w:szCs w:val="20"/>
+                <w:sz w:val="21"/>
+                <w:szCs w:val="21"/>
               </w:rPr>
               <w:tab/>
             </w:r>
@@ -3078,8 +3130,8 @@
               <w:rPr>
                 <w:rFonts w:ascii="Avenir Next" w:hAnsi="Avenir Next" w:cs="Avenir Next" w:eastAsia="Avenir Next"/>
                 <w:color w:val="1A1A1A"/>
-                <w:sz w:val="20"/>
-                <w:szCs w:val="20"/>
+                <w:sz w:val="21"/>
+                <w:szCs w:val="21"/>
               </w:rPr>
               <w:t xml:space="preserve">Write all three as percents.</w:t>
             </w:r>
@@ -3087,8 +3139,8 @@
               <w:rPr>
                 <w:rFonts w:ascii="Avenir Next" w:hAnsi="Avenir Next" w:cs="Avenir Next" w:eastAsia="Avenir Next"/>
                 <w:color w:val="1A1A1A"/>
-                <w:sz w:val="20"/>
-                <w:szCs w:val="20"/>
+                <w:sz w:val="21"/>
+                <w:szCs w:val="21"/>
               </w:rPr>
               <w:t xml:space="preserve">  </w:t>
             </w:r>
@@ -3096,8 +3148,8 @@
               <w:rPr>
                 <w:rFonts w:ascii="Avenir Next" w:hAnsi="Avenir Next" w:cs="Avenir Next" w:eastAsia="Avenir Next"/>
                 <w:color w:val="1A1A1A"/>
-                <w:sz w:val="20"/>
-                <w:szCs w:val="20"/>
+                <w:sz w:val="21"/>
+                <w:szCs w:val="21"/>
                 <w:u w:val="single"/>
               </w:rPr>
               <w:t xml:space="preserve">                      </w:t>
@@ -3117,8 +3169,8 @@
                 <w:rFonts w:ascii="Avenir Next" w:hAnsi="Avenir Next" w:cs="Avenir Next" w:eastAsia="Avenir Next"/>
                 <w:b/>
                 <w:color w:val="003A70"/>
-                <w:sz w:val="20"/>
-                <w:szCs w:val="20"/>
+                <w:sz w:val="21"/>
+                <w:szCs w:val="21"/>
               </w:rPr>
               <w:t xml:space="preserve">b.</w:t>
             </w:r>
@@ -3126,8 +3178,8 @@
               <w:rPr>
                 <w:rFonts w:ascii="Avenir Next" w:hAnsi="Avenir Next" w:cs="Avenir Next" w:eastAsia="Avenir Next"/>
                 <w:color w:val="1A1A1A"/>
-                <w:sz w:val="20"/>
-                <w:szCs w:val="20"/>
+                <w:sz w:val="21"/>
+                <w:szCs w:val="21"/>
               </w:rPr>
               <w:tab/>
             </w:r>
@@ -3135,8 +3187,8 @@
               <w:rPr>
                 <w:rFonts w:ascii="Avenir Next" w:hAnsi="Avenir Next" w:cs="Avenir Next" w:eastAsia="Avenir Next"/>
                 <w:color w:val="1A1A1A"/>
-                <w:sz w:val="20"/>
-                <w:szCs w:val="20"/>
+                <w:sz w:val="21"/>
+                <w:szCs w:val="21"/>
               </w:rPr>
               <w:t xml:space="preserve">Order the surveys from least to greatest.</w:t>
             </w:r>
@@ -3144,8 +3196,8 @@
               <w:rPr>
                 <w:rFonts w:ascii="Avenir Next" w:hAnsi="Avenir Next" w:cs="Avenir Next" w:eastAsia="Avenir Next"/>
                 <w:color w:val="1A1A1A"/>
-                <w:sz w:val="20"/>
-                <w:szCs w:val="20"/>
+                <w:sz w:val="21"/>
+                <w:szCs w:val="21"/>
               </w:rPr>
               <w:t xml:space="preserve">  </w:t>
             </w:r>
@@ -3153,75 +3205,12 @@
               <w:rPr>
                 <w:rFonts w:ascii="Avenir Next" w:hAnsi="Avenir Next" w:cs="Avenir Next" w:eastAsia="Avenir Next"/>
                 <w:color w:val="1A1A1A"/>
-                <w:sz w:val="20"/>
-                <w:szCs w:val="20"/>
+                <w:sz w:val="21"/>
+                <w:szCs w:val="21"/>
                 <w:u w:val="single"/>
               </w:rPr>
               <w:t xml:space="preserve">                      </w:t>
             </w:r>
-          </w:p>
-          <w:p>
-            <w:pPr>
-              <w:spacing w:before="0" w:after="0" w:line="60" w:lineRule="auto"/>
-            </w:pPr>
-          </w:p>
-          <w:tbl>
-            <w:tblPr>
-              <w:tblInd w:w="432" w:type="dxa"/>
-              <w:tblW w:w="9072" w:type="dxa"/>
-              <w:jc w:val="left"/>
-              <w:tblBorders>
-                <w:top w:val="single" w:sz="4" w:space="0" w:color="8A9099"/>
-                <w:left w:val="single" w:sz="4" w:space="0" w:color="8A9099"/>
-                <w:bottom w:val="single" w:sz="4" w:space="0" w:color="8A9099"/>
-                <w:right w:val="single" w:sz="4" w:space="0" w:color="8A9099"/>
-                <w:insideH w:val="nil"/>
-                <w:insideV w:val="nil"/>
-              </w:tblBorders>
-              <w:tblLayout w:type="fixed"/>
-              <w:tblCellMar>
-                <w:top w:w="50" w:type="dxa"/>
-                <w:left w:w="100" w:type="dxa"/>
-                <w:bottom w:w="50" w:type="dxa"/>
-                <w:right w:w="100" w:type="dxa"/>
-              </w:tblCellMar>
-              <w:tblLook w:val="0000" w:firstRow="0" w:lastRow="0" w:firstColumn="0" w:lastColumn="0" w:noHBand="1" w:noVBand="1"/>
-            </w:tblPr>
-            <w:tblGrid>
-              <w:gridCol w:w="9072"/>
-            </w:tblGrid>
-            <w:tr>
-              <w:trPr>
-                <w:cantSplit/>
-                <w:trHeight w:val="656" w:hRule="atLeast"/>
-              </w:trPr>
-              <w:tc>
-                <w:tcPr>
-                  <w:tcW w:w="9072" w:type="dxa"/>
-                  <w:vAlign w:val="top"/>
-                </w:tcPr>
-                <w:p>
-                  <w:pPr>
-                    <w:spacing w:before="0" w:after="0" w:line="240" w:lineRule="auto"/>
-                  </w:pPr>
-                  <w:r>
-                    <w:rPr>
-                      <w:rFonts w:ascii="Avenir Next" w:hAnsi="Avenir Next" w:cs="Avenir Next" w:eastAsia="Avenir Next"/>
-                      <w:i/>
-                      <w:color w:val="8A9099"/>
-                      <w:sz w:val="14"/>
-                      <w:szCs w:val="14"/>
-                    </w:rPr>
-                    <w:t xml:space="preserve">Show your work.</w:t>
-                  </w:r>
-                </w:p>
-              </w:tc>
-            </w:tr>
-          </w:tbl>
-          <w:p>
-            <w:pPr>
-              <w:spacing w:before="0" w:after="0" w:line="24" w:lineRule="auto"/>
-            </w:pPr>
           </w:p>
         </w:tc>
       </w:tr>
@@ -3241,6 +3230,7 @@
           <w:tab w:val="right" w:pos="9504"/>
         </w:tabs>
         <w:spacing w:before="90" w:after="50" w:line="240" w:lineRule="auto"/>
+        <w:outlineLvl w:val="1"/>
       </w:pPr>
       <w:r>
         <w:rPr>
@@ -3325,8 +3315,8 @@
                 <w:rFonts w:ascii="Avenir Next" w:hAnsi="Avenir Next" w:cs="Avenir Next" w:eastAsia="Avenir Next"/>
                 <w:b/>
                 <w:color w:val="1A1A1A"/>
-                <w:sz w:val="20"/>
-                <w:szCs w:val="20"/>
+                <w:sz w:val="21"/>
+                <w:szCs w:val="21"/>
               </w:rPr>
               <w:t xml:space="preserve">9.</w:t>
             </w:r>
@@ -3334,8 +3324,8 @@
               <w:rPr>
                 <w:rFonts w:ascii="Avenir Next" w:hAnsi="Avenir Next" w:cs="Avenir Next" w:eastAsia="Avenir Next"/>
                 <w:color w:val="1A1A1A"/>
-                <w:sz w:val="20"/>
-                <w:szCs w:val="20"/>
+                <w:sz w:val="21"/>
+                <w:szCs w:val="21"/>
               </w:rPr>
               <w:tab/>
             </w:r>
@@ -3344,8 +3334,8 @@
                 <w:rFonts w:ascii="Avenir Next" w:hAnsi="Avenir Next" w:cs="Avenir Next" w:eastAsia="Avenir Next"/>
                 <w:b/>
                 <w:color w:val="1A1A1A"/>
-                <w:sz w:val="20"/>
-                <w:szCs w:val="20"/>
+                <w:sz w:val="21"/>
+                <w:szCs w:val="21"/>
               </w:rPr>
               <w:t xml:space="preserve">Priya’s Work.  </w:t>
             </w:r>
@@ -3353,8 +3343,8 @@
               <w:rPr>
                 <w:rFonts w:ascii="Avenir Next" w:hAnsi="Avenir Next" w:cs="Avenir Next" w:eastAsia="Avenir Next"/>
                 <w:color w:val="1A1A1A"/>
-                <w:sz w:val="20"/>
-                <w:szCs w:val="20"/>
+                <w:sz w:val="21"/>
+                <w:szCs w:val="21"/>
               </w:rPr>
               <w:t xml:space="preserve">Priya wrote the decimal 0.08 as 80%. She said the digits look the same. Explain her mistake. Then write 0.08 correctly as a percent.</w:t>
             </w:r>
@@ -3387,7 +3377,7 @@
             <w:tr>
               <w:trPr>
                 <w:cantSplit/>
-                <w:trHeight w:val="340" w:hRule="atLeast"/>
+                <w:trHeight w:val="368" w:hRule="atLeast"/>
               </w:trPr>
               <w:tc>
                 <w:tcPr>
@@ -3407,27 +3397,7 @@
             <w:tr>
               <w:trPr>
                 <w:cantSplit/>
-                <w:trHeight w:val="340" w:hRule="atLeast"/>
-              </w:trPr>
-              <w:tc>
-                <w:tcPr>
-                  <w:tcW w:w="9072" w:type="dxa"/>
-                  <w:tcBorders>
-                    <w:bottom w:val="single" w:sz="4" w:space="0" w:color="000000"/>
-                  </w:tcBorders>
-                  <w:vAlign w:val="top"/>
-                </w:tcPr>
-                <w:p>
-                  <w:pPr>
-                    <w:spacing w:before="0" w:after="0" w:line="240" w:lineRule="auto"/>
-                  </w:pPr>
-                </w:p>
-              </w:tc>
-            </w:tr>
-            <w:tr>
-              <w:trPr>
-                <w:cantSplit/>
-                <w:trHeight w:val="340" w:hRule="atLeast"/>
+                <w:trHeight w:val="368" w:hRule="atLeast"/>
               </w:trPr>
               <w:tc>
                 <w:tcPr>
@@ -3468,6 +3438,7 @@
           <w:tab w:val="right" w:pos="9504"/>
         </w:tabs>
         <w:spacing w:before="90" w:after="50" w:line="240" w:lineRule="auto"/>
+        <w:outlineLvl w:val="1"/>
       </w:pPr>
       <w:r>
         <w:rPr>
@@ -3552,8 +3523,8 @@
                 <w:rFonts w:ascii="Avenir Next" w:hAnsi="Avenir Next" w:cs="Avenir Next" w:eastAsia="Avenir Next"/>
                 <w:b/>
                 <w:color w:val="1A1A1A"/>
-                <w:sz w:val="20"/>
-                <w:szCs w:val="20"/>
+                <w:sz w:val="21"/>
+                <w:szCs w:val="21"/>
               </w:rPr>
               <w:t xml:space="preserve">10.</w:t>
             </w:r>
@@ -3561,8 +3532,8 @@
               <w:rPr>
                 <w:rFonts w:ascii="Avenir Next" w:hAnsi="Avenir Next" w:cs="Avenir Next" w:eastAsia="Avenir Next"/>
                 <w:color w:val="1A1A1A"/>
-                <w:sz w:val="20"/>
-                <w:szCs w:val="20"/>
+                <w:sz w:val="21"/>
+                <w:szCs w:val="21"/>
               </w:rPr>
               <w:tab/>
             </w:r>
@@ -3570,8 +3541,8 @@
               <w:rPr>
                 <w:rFonts w:ascii="Avenir Next" w:hAnsi="Avenir Next" w:cs="Avenir Next" w:eastAsia="Avenir Next"/>
                 <w:color w:val="1A1A1A"/>
-                <w:sz w:val="20"/>
-                <w:szCs w:val="20"/>
+                <w:sz w:val="21"/>
+                <w:szCs w:val="21"/>
               </w:rPr>
               <w:t xml:space="preserve">0.8 written as a percent is —</w:t>
             </w:r>
@@ -3626,8 +3597,8 @@
                       <w:rFonts w:ascii="Avenir Next" w:hAnsi="Avenir Next" w:cs="Avenir Next" w:eastAsia="Avenir Next"/>
                       <w:b/>
                       <w:color w:val="003A70"/>
-                      <w:sz w:val="19"/>
-                      <w:szCs w:val="19"/>
+                      <w:sz w:val="20"/>
+                      <w:szCs w:val="20"/>
                     </w:rPr>
                     <w:t xml:space="preserve">A</w:t>
                   </w:r>
@@ -3635,8 +3606,8 @@
                     <w:rPr>
                       <w:rFonts w:ascii="Avenir Next" w:hAnsi="Avenir Next" w:cs="Avenir Next" w:eastAsia="Avenir Next"/>
                       <w:color w:val="1A1A1A"/>
-                      <w:sz w:val="19"/>
-                      <w:szCs w:val="19"/>
+                      <w:sz w:val="20"/>
+                      <w:szCs w:val="20"/>
                     </w:rPr>
                     <w:tab/>
                   </w:r>
@@ -3644,8 +3615,8 @@
                     <w:rPr>
                       <w:rFonts w:ascii="Avenir Next" w:hAnsi="Avenir Next" w:cs="Avenir Next" w:eastAsia="Avenir Next"/>
                       <w:color w:val="1A1A1A"/>
-                      <w:sz w:val="19"/>
-                      <w:szCs w:val="19"/>
+                      <w:sz w:val="20"/>
+                      <w:szCs w:val="20"/>
                     </w:rPr>
                     <w:t xml:space="preserve">8%</w:t>
                   </w:r>
@@ -3669,8 +3640,8 @@
                       <w:rFonts w:ascii="Avenir Next" w:hAnsi="Avenir Next" w:cs="Avenir Next" w:eastAsia="Avenir Next"/>
                       <w:b/>
                       <w:color w:val="003A70"/>
-                      <w:sz w:val="19"/>
-                      <w:szCs w:val="19"/>
+                      <w:sz w:val="20"/>
+                      <w:szCs w:val="20"/>
                     </w:rPr>
                     <w:t xml:space="preserve">B</w:t>
                   </w:r>
@@ -3678,8 +3649,8 @@
                     <w:rPr>
                       <w:rFonts w:ascii="Avenir Next" w:hAnsi="Avenir Next" w:cs="Avenir Next" w:eastAsia="Avenir Next"/>
                       <w:color w:val="1A1A1A"/>
-                      <w:sz w:val="19"/>
-                      <w:szCs w:val="19"/>
+                      <w:sz w:val="20"/>
+                      <w:szCs w:val="20"/>
                     </w:rPr>
                     <w:tab/>
                   </w:r>
@@ -3687,8 +3658,8 @@
                     <w:rPr>
                       <w:rFonts w:ascii="Avenir Next" w:hAnsi="Avenir Next" w:cs="Avenir Next" w:eastAsia="Avenir Next"/>
                       <w:color w:val="1A1A1A"/>
-                      <w:sz w:val="19"/>
-                      <w:szCs w:val="19"/>
+                      <w:sz w:val="20"/>
+                      <w:szCs w:val="20"/>
                     </w:rPr>
                     <w:t xml:space="preserve">0.8%</w:t>
                   </w:r>
@@ -3712,8 +3683,8 @@
                       <w:rFonts w:ascii="Avenir Next" w:hAnsi="Avenir Next" w:cs="Avenir Next" w:eastAsia="Avenir Next"/>
                       <w:b/>
                       <w:color w:val="003A70"/>
-                      <w:sz w:val="19"/>
-                      <w:szCs w:val="19"/>
+                      <w:sz w:val="20"/>
+                      <w:szCs w:val="20"/>
                     </w:rPr>
                     <w:t xml:space="preserve">C</w:t>
                   </w:r>
@@ -3721,8 +3692,8 @@
                     <w:rPr>
                       <w:rFonts w:ascii="Avenir Next" w:hAnsi="Avenir Next" w:cs="Avenir Next" w:eastAsia="Avenir Next"/>
                       <w:color w:val="1A1A1A"/>
-                      <w:sz w:val="19"/>
-                      <w:szCs w:val="19"/>
+                      <w:sz w:val="20"/>
+                      <w:szCs w:val="20"/>
                     </w:rPr>
                     <w:tab/>
                   </w:r>
@@ -3730,8 +3701,8 @@
                     <w:rPr>
                       <w:rFonts w:ascii="Avenir Next" w:hAnsi="Avenir Next" w:cs="Avenir Next" w:eastAsia="Avenir Next"/>
                       <w:color w:val="1A1A1A"/>
-                      <w:sz w:val="19"/>
-                      <w:szCs w:val="19"/>
+                      <w:sz w:val="20"/>
+                      <w:szCs w:val="20"/>
                     </w:rPr>
                     <w:t xml:space="preserve">80%</w:t>
                   </w:r>
@@ -3755,8 +3726,8 @@
                       <w:rFonts w:ascii="Avenir Next" w:hAnsi="Avenir Next" w:cs="Avenir Next" w:eastAsia="Avenir Next"/>
                       <w:b/>
                       <w:color w:val="003A70"/>
-                      <w:sz w:val="19"/>
-                      <w:szCs w:val="19"/>
+                      <w:sz w:val="20"/>
+                      <w:szCs w:val="20"/>
                     </w:rPr>
                     <w:t xml:space="preserve">D</w:t>
                   </w:r>
@@ -3764,8 +3735,8 @@
                     <w:rPr>
                       <w:rFonts w:ascii="Avenir Next" w:hAnsi="Avenir Next" w:cs="Avenir Next" w:eastAsia="Avenir Next"/>
                       <w:color w:val="1A1A1A"/>
-                      <w:sz w:val="19"/>
-                      <w:szCs w:val="19"/>
+                      <w:sz w:val="20"/>
+                      <w:szCs w:val="20"/>
                     </w:rPr>
                     <w:tab/>
                   </w:r>
@@ -3773,8 +3744,8 @@
                     <w:rPr>
                       <w:rFonts w:ascii="Avenir Next" w:hAnsi="Avenir Next" w:cs="Avenir Next" w:eastAsia="Avenir Next"/>
                       <w:color w:val="1A1A1A"/>
-                      <w:sz w:val="19"/>
-                      <w:szCs w:val="19"/>
+                      <w:sz w:val="20"/>
+                      <w:szCs w:val="20"/>
                     </w:rPr>
                     <w:t xml:space="preserve">800%</w:t>
                   </w:r>
@@ -3847,8 +3818,8 @@
                 <w:rFonts w:ascii="Avenir Next" w:hAnsi="Avenir Next" w:cs="Avenir Next" w:eastAsia="Avenir Next"/>
                 <w:b/>
                 <w:color w:val="1A1A1A"/>
-                <w:sz w:val="20"/>
-                <w:szCs w:val="20"/>
+                <w:sz w:val="21"/>
+                <w:szCs w:val="21"/>
               </w:rPr>
               <w:t xml:space="preserve">11.</w:t>
             </w:r>
@@ -3856,8 +3827,8 @@
               <w:rPr>
                 <w:rFonts w:ascii="Avenir Next" w:hAnsi="Avenir Next" w:cs="Avenir Next" w:eastAsia="Avenir Next"/>
                 <w:color w:val="1A1A1A"/>
-                <w:sz w:val="20"/>
-                <w:szCs w:val="20"/>
+                <w:sz w:val="21"/>
+                <w:szCs w:val="21"/>
               </w:rPr>
               <w:tab/>
             </w:r>
@@ -3865,8 +3836,8 @@
               <w:rPr>
                 <w:rFonts w:ascii="Avenir Next" w:hAnsi="Avenir Next" w:cs="Avenir Next" w:eastAsia="Avenir Next"/>
                 <w:color w:val="1A1A1A"/>
-                <w:sz w:val="20"/>
-                <w:szCs w:val="20"/>
+                <w:sz w:val="21"/>
+                <w:szCs w:val="21"/>
               </w:rPr>
               <w:t xml:space="preserve">1/4 written as a decimal is —</w:t>
             </w:r>
@@ -3921,8 +3892,8 @@
                       <w:rFonts w:ascii="Avenir Next" w:hAnsi="Avenir Next" w:cs="Avenir Next" w:eastAsia="Avenir Next"/>
                       <w:b/>
                       <w:color w:val="003A70"/>
-                      <w:sz w:val="19"/>
-                      <w:szCs w:val="19"/>
+                      <w:sz w:val="20"/>
+                      <w:szCs w:val="20"/>
                     </w:rPr>
                     <w:t xml:space="preserve">A</w:t>
                   </w:r>
@@ -3930,8 +3901,8 @@
                     <w:rPr>
                       <w:rFonts w:ascii="Avenir Next" w:hAnsi="Avenir Next" w:cs="Avenir Next" w:eastAsia="Avenir Next"/>
                       <w:color w:val="1A1A1A"/>
-                      <w:sz w:val="19"/>
-                      <w:szCs w:val="19"/>
+                      <w:sz w:val="20"/>
+                      <w:szCs w:val="20"/>
                     </w:rPr>
                     <w:tab/>
                   </w:r>
@@ -3939,8 +3910,8 @@
                     <w:rPr>
                       <w:rFonts w:ascii="Avenir Next" w:hAnsi="Avenir Next" w:cs="Avenir Next" w:eastAsia="Avenir Next"/>
                       <w:color w:val="1A1A1A"/>
-                      <w:sz w:val="19"/>
-                      <w:szCs w:val="19"/>
+                      <w:sz w:val="20"/>
+                      <w:szCs w:val="20"/>
                     </w:rPr>
                     <w:t xml:space="preserve">0.14</w:t>
                   </w:r>
@@ -3964,8 +3935,8 @@
                       <w:rFonts w:ascii="Avenir Next" w:hAnsi="Avenir Next" w:cs="Avenir Next" w:eastAsia="Avenir Next"/>
                       <w:b/>
                       <w:color w:val="003A70"/>
-                      <w:sz w:val="19"/>
-                      <w:szCs w:val="19"/>
+                      <w:sz w:val="20"/>
+                      <w:szCs w:val="20"/>
                     </w:rPr>
                     <w:t xml:space="preserve">B</w:t>
                   </w:r>
@@ -3973,8 +3944,8 @@
                     <w:rPr>
                       <w:rFonts w:ascii="Avenir Next" w:hAnsi="Avenir Next" w:cs="Avenir Next" w:eastAsia="Avenir Next"/>
                       <w:color w:val="1A1A1A"/>
-                      <w:sz w:val="19"/>
-                      <w:szCs w:val="19"/>
+                      <w:sz w:val="20"/>
+                      <w:szCs w:val="20"/>
                     </w:rPr>
                     <w:tab/>
                   </w:r>
@@ -3982,8 +3953,8 @@
                     <w:rPr>
                       <w:rFonts w:ascii="Avenir Next" w:hAnsi="Avenir Next" w:cs="Avenir Next" w:eastAsia="Avenir Next"/>
                       <w:color w:val="1A1A1A"/>
-                      <w:sz w:val="19"/>
-                      <w:szCs w:val="19"/>
+                      <w:sz w:val="20"/>
+                      <w:szCs w:val="20"/>
                     </w:rPr>
                     <w:t xml:space="preserve">0.25</w:t>
                   </w:r>
@@ -4007,8 +3978,8 @@
                       <w:rFonts w:ascii="Avenir Next" w:hAnsi="Avenir Next" w:cs="Avenir Next" w:eastAsia="Avenir Next"/>
                       <w:b/>
                       <w:color w:val="003A70"/>
-                      <w:sz w:val="19"/>
-                      <w:szCs w:val="19"/>
+                      <w:sz w:val="20"/>
+                      <w:szCs w:val="20"/>
                     </w:rPr>
                     <w:t xml:space="preserve">C</w:t>
                   </w:r>
@@ -4016,8 +3987,8 @@
                     <w:rPr>
                       <w:rFonts w:ascii="Avenir Next" w:hAnsi="Avenir Next" w:cs="Avenir Next" w:eastAsia="Avenir Next"/>
                       <w:color w:val="1A1A1A"/>
-                      <w:sz w:val="19"/>
-                      <w:szCs w:val="19"/>
+                      <w:sz w:val="20"/>
+                      <w:szCs w:val="20"/>
                     </w:rPr>
                     <w:tab/>
                   </w:r>
@@ -4025,8 +3996,8 @@
                     <w:rPr>
                       <w:rFonts w:ascii="Avenir Next" w:hAnsi="Avenir Next" w:cs="Avenir Next" w:eastAsia="Avenir Next"/>
                       <w:color w:val="1A1A1A"/>
-                      <w:sz w:val="19"/>
-                      <w:szCs w:val="19"/>
+                      <w:sz w:val="20"/>
+                      <w:szCs w:val="20"/>
                     </w:rPr>
                     <w:t xml:space="preserve">0.4</w:t>
                   </w:r>
@@ -4050,8 +4021,8 @@
                       <w:rFonts w:ascii="Avenir Next" w:hAnsi="Avenir Next" w:cs="Avenir Next" w:eastAsia="Avenir Next"/>
                       <w:b/>
                       <w:color w:val="003A70"/>
-                      <w:sz w:val="19"/>
-                      <w:szCs w:val="19"/>
+                      <w:sz w:val="20"/>
+                      <w:szCs w:val="20"/>
                     </w:rPr>
                     <w:t xml:space="preserve">D</w:t>
                   </w:r>
@@ -4059,8 +4030,8 @@
                     <w:rPr>
                       <w:rFonts w:ascii="Avenir Next" w:hAnsi="Avenir Next" w:cs="Avenir Next" w:eastAsia="Avenir Next"/>
                       <w:color w:val="1A1A1A"/>
-                      <w:sz w:val="19"/>
-                      <w:szCs w:val="19"/>
+                      <w:sz w:val="20"/>
+                      <w:szCs w:val="20"/>
                     </w:rPr>
                     <w:tab/>
                   </w:r>
@@ -4068,8 +4039,8 @@
                     <w:rPr>
                       <w:rFonts w:ascii="Avenir Next" w:hAnsi="Avenir Next" w:cs="Avenir Next" w:eastAsia="Avenir Next"/>
                       <w:color w:val="1A1A1A"/>
-                      <w:sz w:val="19"/>
-                      <w:szCs w:val="19"/>
+                      <w:sz w:val="20"/>
+                      <w:szCs w:val="20"/>
                     </w:rPr>
                     <w:t xml:space="preserve">1.4</w:t>
                   </w:r>
@@ -4100,6 +4071,7 @@
           <w:tab w:val="right" w:pos="9504"/>
         </w:tabs>
         <w:spacing w:before="90" w:after="50" w:line="240" w:lineRule="auto"/>
+        <w:outlineLvl w:val="1"/>
       </w:pPr>
       <w:r>
         <w:rPr>
@@ -4188,7 +4160,7 @@
                 <w:sz w:val="18"/>
                 <w:szCs w:val="18"/>
               </w:rPr>
-              <w:t xml:space="preserve">60%</w:t>
+              <w:t xml:space="preserve">0.04</w:t>
             </w:r>
           </w:p>
           <w:p>
@@ -4344,7 +4316,7 @@
                 <w:sz w:val="18"/>
                 <w:szCs w:val="18"/>
               </w:rPr>
-              <w:t xml:space="preserve">4%</w:t>
+              <w:t xml:space="preserve">6%</w:t>
             </w:r>
           </w:p>
           <w:p>
@@ -4383,7 +4355,7 @@
                 <w:sz w:val="18"/>
                 <w:szCs w:val="18"/>
               </w:rPr>
-              <w:t xml:space="preserve">40%</w:t>
+              <w:t xml:space="preserve">60%</w:t>
             </w:r>
           </w:p>
           <w:p>
@@ -4660,7 +4632,7 @@
                 <w:sz w:val="14"/>
                 <w:szCs w:val="14"/>
               </w:rPr>
-              <w:t xml:space="preserve">#4b</w:t>
+              <w:t xml:space="preserve">#4a</w:t>
             </w:r>
           </w:p>
         </w:tc>
@@ -4702,7 +4674,7 @@
                 <w:sz w:val="14"/>
                 <w:szCs w:val="14"/>
               </w:rPr>
-              <w:t xml:space="preserve">#6</w:t>
+              <w:t xml:space="preserve">#6b</w:t>
             </w:r>
           </w:p>
         </w:tc>
